--- a/INFORME.docx
+++ b/INFORME.docx
@@ -48,6 +48,214 @@
       </w:pPr>
       <w:r>
         <w:t>Para mí el trabajo más duro que tengo antes de generar o escribir código es lograr entender bien el problema con el manejo de los bits, tanto las operaciones como y como se posicionan en el tablero de acuerdo a su tamaño.</w:t>
+      </w:r>
+      <w:r>
+        <w:t xml:space="preserve"> He estado analizando y la mejor forma es con un arreglo bidimensional, donde se pida al usuario el tamaño del tablero, he pensado en un for y condicionales para verificar las columnas y filas. Ya que la fila o columna el tamaño de cada fila es de tres bits. </w:t>
+      </w:r>
+      <w:r>
+        <w:t>El jugador como dice las instrucciones el jugador puede eliminar una ficha y de acuerdo a eso…se generan nuevas…luego se vrifican si hay tres o mas fichas iguales para eliminarse; ese es uno de los pasos que aun no logro implementar.</w:t>
+      </w:r>
+    </w:p>
+    <w:p>
+      <w:pPr>
+        <w:jc w:val="both"/>
+      </w:pPr>
+    </w:p>
+    <w:p>
+      <w:pPr>
+        <w:jc w:val="both"/>
+      </w:pPr>
+      <w:r>
+        <w:rPr>
+          <w:noProof/>
+        </w:rPr>
+        <mc:AlternateContent>
+          <mc:Choice Requires="wps">
+            <w:drawing>
+              <wp:anchor distT="0" distB="0" distL="114300" distR="114300" simplePos="0" relativeHeight="251661312" behindDoc="0" locked="0" layoutInCell="1" allowOverlap="1" wp14:anchorId="037AC090" wp14:editId="29A12D10">
+                <wp:simplePos x="0" y="0"/>
+                <wp:positionH relativeFrom="column">
+                  <wp:posOffset>1170940</wp:posOffset>
+                </wp:positionH>
+                <wp:positionV relativeFrom="paragraph">
+                  <wp:posOffset>26340</wp:posOffset>
+                </wp:positionV>
+                <wp:extent cx="321310" cy="1660525"/>
+                <wp:effectExtent l="0" t="0" r="21590" b="15875"/>
+                <wp:wrapNone/>
+                <wp:docPr id="460727368" name="Elipse 2"/>
+                <wp:cNvGraphicFramePr/>
+                <a:graphic xmlns:a="http://schemas.openxmlformats.org/drawingml/2006/main">
+                  <a:graphicData uri="http://schemas.microsoft.com/office/word/2010/wordprocessingShape">
+                    <wps:wsp>
+                      <wps:cNvSpPr/>
+                      <wps:spPr>
+                        <a:xfrm>
+                          <a:off x="0" y="0"/>
+                          <a:ext cx="321310" cy="1660525"/>
+                        </a:xfrm>
+                        <a:prstGeom prst="ellipse">
+                          <a:avLst/>
+                        </a:prstGeom>
+                        <a:noFill/>
+                        <a:ln>
+                          <a:solidFill>
+                            <a:srgbClr val="EE0000"/>
+                          </a:solidFill>
+                        </a:ln>
+                      </wps:spPr>
+                      <wps:style>
+                        <a:lnRef idx="2">
+                          <a:schemeClr val="accent1">
+                            <a:shade val="15000"/>
+                          </a:schemeClr>
+                        </a:lnRef>
+                        <a:fillRef idx="1">
+                          <a:schemeClr val="accent1"/>
+                        </a:fillRef>
+                        <a:effectRef idx="0">
+                          <a:schemeClr val="accent1"/>
+                        </a:effectRef>
+                        <a:fontRef idx="minor">
+                          <a:schemeClr val="lt1"/>
+                        </a:fontRef>
+                      </wps:style>
+                      <wps:bodyPr rot="0" spcFirstLastPara="0" vertOverflow="overflow" horzOverflow="overflow" vert="horz" wrap="square" lIns="91440" tIns="45720" rIns="91440" bIns="45720" numCol="1" spcCol="0" rtlCol="0" fromWordArt="0" anchor="ctr" anchorCtr="0" forceAA="0" compatLnSpc="1">
+                        <a:prstTxWarp prst="textNoShape">
+                          <a:avLst/>
+                        </a:prstTxWarp>
+                        <a:noAutofit/>
+                      </wps:bodyPr>
+                    </wps:wsp>
+                  </a:graphicData>
+                </a:graphic>
+              </wp:anchor>
+            </w:drawing>
+          </mc:Choice>
+          <mc:Fallback>
+            <w:pict>
+              <v:oval w14:anchorId="407A2402" id="Elipse 2" o:spid="_x0000_s1026" style="position:absolute;margin-left:92.2pt;margin-top:2.05pt;width:25.3pt;height:130.75pt;z-index:251661312;visibility:visible;mso-wrap-style:square;mso-wrap-distance-left:9pt;mso-wrap-distance-top:0;mso-wrap-distance-right:9pt;mso-wrap-distance-bottom:0;mso-position-horizontal:absolute;mso-position-horizontal-relative:text;mso-position-vertical:absolute;mso-position-vertical-relative:text;v-text-anchor:middle" o:gfxdata="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" filled="f" strokecolor="#e00" strokeweight="1pt">
+                <v:stroke joinstyle="miter"/>
+              </v:oval>
+            </w:pict>
+          </mc:Fallback>
+        </mc:AlternateContent>
+      </w:r>
+      <w:r>
+        <w:rPr>
+          <w:noProof/>
+        </w:rPr>
+        <mc:AlternateContent>
+          <mc:Choice Requires="wps">
+            <w:drawing>
+              <wp:anchor distT="0" distB="0" distL="114300" distR="114300" simplePos="0" relativeHeight="251659264" behindDoc="0" locked="0" layoutInCell="1" allowOverlap="1" wp14:anchorId="0A9EBEBC" wp14:editId="41D57058">
+                <wp:simplePos x="0" y="0"/>
+                <wp:positionH relativeFrom="column">
+                  <wp:posOffset>1179894</wp:posOffset>
+                </wp:positionH>
+                <wp:positionV relativeFrom="paragraph">
+                  <wp:posOffset>1560386</wp:posOffset>
+                </wp:positionV>
+                <wp:extent cx="321869" cy="1660551"/>
+                <wp:effectExtent l="0" t="2858" r="0" b="18732"/>
+                <wp:wrapNone/>
+                <wp:docPr id="1300230816" name="Elipse 2"/>
+                <wp:cNvGraphicFramePr/>
+                <a:graphic xmlns:a="http://schemas.openxmlformats.org/drawingml/2006/main">
+                  <a:graphicData uri="http://schemas.microsoft.com/office/word/2010/wordprocessingShape">
+                    <wps:wsp>
+                      <wps:cNvSpPr/>
+                      <wps:spPr>
+                        <a:xfrm rot="5400000">
+                          <a:off x="0" y="0"/>
+                          <a:ext cx="321869" cy="1660551"/>
+                        </a:xfrm>
+                        <a:prstGeom prst="ellipse">
+                          <a:avLst/>
+                        </a:prstGeom>
+                        <a:noFill/>
+                        <a:ln>
+                          <a:solidFill>
+                            <a:srgbClr val="EE0000"/>
+                          </a:solidFill>
+                        </a:ln>
+                      </wps:spPr>
+                      <wps:style>
+                        <a:lnRef idx="2">
+                          <a:schemeClr val="accent1">
+                            <a:shade val="15000"/>
+                          </a:schemeClr>
+                        </a:lnRef>
+                        <a:fillRef idx="1">
+                          <a:schemeClr val="accent1"/>
+                        </a:fillRef>
+                        <a:effectRef idx="0">
+                          <a:schemeClr val="accent1"/>
+                        </a:effectRef>
+                        <a:fontRef idx="minor">
+                          <a:schemeClr val="lt1"/>
+                        </a:fontRef>
+                      </wps:style>
+                      <wps:bodyPr rot="0" spcFirstLastPara="0" vertOverflow="overflow" horzOverflow="overflow" vert="horz" wrap="square" lIns="91440" tIns="45720" rIns="91440" bIns="45720" numCol="1" spcCol="0" rtlCol="0" fromWordArt="0" anchor="ctr" anchorCtr="0" forceAA="0" compatLnSpc="1">
+                        <a:prstTxWarp prst="textNoShape">
+                          <a:avLst/>
+                        </a:prstTxWarp>
+                        <a:noAutofit/>
+                      </wps:bodyPr>
+                    </wps:wsp>
+                  </a:graphicData>
+                </a:graphic>
+              </wp:anchor>
+            </w:drawing>
+          </mc:Choice>
+          <mc:Fallback>
+            <w:pict>
+              <v:oval w14:anchorId="3945FEDE" id="Elipse 2" o:spid="_x0000_s1026" style="position:absolute;margin-left:92.9pt;margin-top:122.85pt;width:25.35pt;height:130.75pt;rotation:90;z-index:251659264;visibility:visible;mso-wrap-style:square;mso-wrap-distance-left:9pt;mso-wrap-distance-top:0;mso-wrap-distance-right:9pt;mso-wrap-distance-bottom:0;mso-position-horizontal:absolute;mso-position-horizontal-relative:text;mso-position-vertical:absolute;mso-position-vertical-relative:text;v-text-anchor:middle" o:gfxdata="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" filled="f" strokecolor="#e00" strokeweight="1pt">
+                <v:stroke joinstyle="miter"/>
+              </v:oval>
+            </w:pict>
+          </mc:Fallback>
+        </mc:AlternateContent>
+      </w:r>
+      <w:r>
+        <w:rPr>
+          <w:noProof/>
+        </w:rPr>
+        <w:drawing>
+          <wp:inline distT="0" distB="0" distL="0" distR="0" wp14:anchorId="63129217" wp14:editId="1B73D737">
+            <wp:extent cx="2509113" cy="2590270"/>
+            <wp:effectExtent l="0" t="0" r="5715" b="635"/>
+            <wp:docPr id="1355222258" name="Imagen 1"/>
+            <wp:cNvGraphicFramePr>
+              <a:graphicFrameLocks xmlns:a="http://schemas.openxmlformats.org/drawingml/2006/main" noChangeAspect="1"/>
+            </wp:cNvGraphicFramePr>
+            <a:graphic xmlns:a="http://schemas.openxmlformats.org/drawingml/2006/main">
+              <a:graphicData uri="http://schemas.openxmlformats.org/drawingml/2006/picture">
+                <pic:pic xmlns:pic="http://schemas.openxmlformats.org/drawingml/2006/picture">
+                  <pic:nvPicPr>
+                    <pic:cNvPr id="1355222258" name=""/>
+                    <pic:cNvPicPr/>
+                  </pic:nvPicPr>
+                  <pic:blipFill>
+                    <a:blip r:embed="rId5"/>
+                    <a:stretch>
+                      <a:fillRect/>
+                    </a:stretch>
+                  </pic:blipFill>
+                  <pic:spPr>
+                    <a:xfrm>
+                      <a:off x="0" y="0"/>
+                      <a:ext cx="2514336" cy="2595662"/>
+                    </a:xfrm>
+                    <a:prstGeom prst="rect">
+                      <a:avLst/>
+                    </a:prstGeom>
+                  </pic:spPr>
+                </pic:pic>
+              </a:graphicData>
+            </a:graphic>
+          </wp:inline>
+        </w:drawing>
       </w:r>
     </w:p>
     <w:sectPr>
@@ -1273,4 +1481,16 @@
     </a:ext>
   </a:extLst>
 </a:theme>
+</file>
+
+<file path=customXml/item1.xml><?xml version="1.0" encoding="utf-8"?>
+<b:Sources xmlns:b="http://schemas.openxmlformats.org/officeDocument/2006/bibliography" xmlns="http://schemas.openxmlformats.org/officeDocument/2006/bibliography" SelectedStyle="\APASixthEditionOfficeOnline.xsl" StyleName="APA" Version="6"/>
+</file>
+
+<file path=customXml/itemProps1.xml><?xml version="1.0" encoding="utf-8"?>
+<ds:datastoreItem xmlns:ds="http://schemas.openxmlformats.org/officeDocument/2006/customXml" ds:itemID="{A1CF00C4-B31C-4CD3-91F1-59746B856680}">
+  <ds:schemaRefs>
+    <ds:schemaRef ds:uri="http://schemas.openxmlformats.org/officeDocument/2006/bibliography"/>
+  </ds:schemaRefs>
+</ds:datastoreItem>
 </file>
--- a/INFORME.docx
+++ b/INFORME.docx
@@ -134,7 +134,7 @@
           </mc:Choice>
           <mc:Fallback>
             <w:pict>
-              <v:oval w14:anchorId="407A2402" id="Elipse 2" o:spid="_x0000_s1026" style="position:absolute;margin-left:92.2pt;margin-top:2.05pt;width:25.3pt;height:130.75pt;z-index:251661312;visibility:visible;mso-wrap-style:square;mso-wrap-distance-left:9pt;mso-wrap-distance-top:0;mso-wrap-distance-right:9pt;mso-wrap-distance-bottom:0;mso-position-horizontal:absolute;mso-position-horizontal-relative:text;mso-position-vertical:absolute;mso-position-vertical-relative:text;v-text-anchor:middle" o:gfxdata="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" filled="f" strokecolor="#e00" strokeweight="1pt">
+              <v:oval w14:anchorId="6AD205EF" id="Elipse 2" o:spid="_x0000_s1026" style="position:absolute;margin-left:92.2pt;margin-top:2.05pt;width:25.3pt;height:130.75pt;z-index:251661312;visibility:visible;mso-wrap-style:square;mso-wrap-distance-left:9pt;mso-wrap-distance-top:0;mso-wrap-distance-right:9pt;mso-wrap-distance-bottom:0;mso-position-horizontal:absolute;mso-position-horizontal-relative:text;mso-position-vertical:absolute;mso-position-vertical-relative:text;v-text-anchor:middle" o:gfxdata="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" filled="f" strokecolor="#e00" strokeweight="1pt">
                 <v:stroke joinstyle="miter"/>
               </v:oval>
             </w:pict>
@@ -210,7 +210,7 @@
           </mc:Choice>
           <mc:Fallback>
             <w:pict>
-              <v:oval w14:anchorId="3945FEDE" id="Elipse 2" o:spid="_x0000_s1026" style="position:absolute;margin-left:92.9pt;margin-top:122.85pt;width:25.35pt;height:130.75pt;rotation:90;z-index:251659264;visibility:visible;mso-wrap-style:square;mso-wrap-distance-left:9pt;mso-wrap-distance-top:0;mso-wrap-distance-right:9pt;mso-wrap-distance-bottom:0;mso-position-horizontal:absolute;mso-position-horizontal-relative:text;mso-position-vertical:absolute;mso-position-vertical-relative:text;v-text-anchor:middle" o:gfxdata="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" filled="f" strokecolor="#e00" strokeweight="1pt">
+              <v:oval w14:anchorId="51D00758" id="Elipse 2" o:spid="_x0000_s1026" style="position:absolute;margin-left:92.9pt;margin-top:122.85pt;width:25.35pt;height:130.75pt;rotation:90;z-index:251659264;visibility:visible;mso-wrap-style:square;mso-wrap-distance-left:9pt;mso-wrap-distance-top:0;mso-wrap-distance-right:9pt;mso-wrap-distance-bottom:0;mso-position-horizontal:absolute;mso-position-horizontal-relative:text;mso-position-vertical:absolute;mso-position-vertical-relative:text;v-text-anchor:middle" o:gfxdata="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" filled="f" strokecolor="#e00" strokeweight="1pt">
                 <v:stroke joinstyle="miter"/>
               </v:oval>
             </w:pict>
@@ -257,6 +257,971 @@
           </wp:inline>
         </w:drawing>
       </w:r>
+    </w:p>
+    <w:p>
+      <w:pPr>
+        <w:jc w:val="both"/>
+      </w:pPr>
+    </w:p>
+    <w:p>
+      <w:pPr>
+        <w:jc w:val="both"/>
+      </w:pPr>
+      <w:r>
+        <w:lastRenderedPageBreak/>
+        <w:t>Continuando con el análisis del problema</w:t>
+      </w:r>
+      <w:r>
+        <w:br/>
+      </w:r>
+      <w:r>
+        <w:rPr>
+          <w:noProof/>
+        </w:rPr>
+        <w:drawing>
+          <wp:inline distT="0" distB="0" distL="0" distR="0" wp14:anchorId="1BE30F73" wp14:editId="70D47090">
+            <wp:extent cx="2933700" cy="1571625"/>
+            <wp:effectExtent l="0" t="0" r="0" b="9525"/>
+            <wp:docPr id="1802243090" name="Imagen 1"/>
+            <wp:cNvGraphicFramePr>
+              <a:graphicFrameLocks xmlns:a="http://schemas.openxmlformats.org/drawingml/2006/main" noChangeAspect="1"/>
+            </wp:cNvGraphicFramePr>
+            <a:graphic xmlns:a="http://schemas.openxmlformats.org/drawingml/2006/main">
+              <a:graphicData uri="http://schemas.openxmlformats.org/drawingml/2006/picture">
+                <pic:pic xmlns:pic="http://schemas.openxmlformats.org/drawingml/2006/picture">
+                  <pic:nvPicPr>
+                    <pic:cNvPr id="1802243090" name=""/>
+                    <pic:cNvPicPr/>
+                  </pic:nvPicPr>
+                  <pic:blipFill>
+                    <a:blip r:embed="rId6"/>
+                    <a:stretch>
+                      <a:fillRect/>
+                    </a:stretch>
+                  </pic:blipFill>
+                  <pic:spPr>
+                    <a:xfrm>
+                      <a:off x="0" y="0"/>
+                      <a:ext cx="2933700" cy="1571625"/>
+                    </a:xfrm>
+                    <a:prstGeom prst="rect">
+                      <a:avLst/>
+                    </a:prstGeom>
+                  </pic:spPr>
+                </pic:pic>
+              </a:graphicData>
+            </a:graphic>
+          </wp:inline>
+        </w:drawing>
+      </w:r>
+    </w:p>
+    <w:p>
+      <w:pPr>
+        <w:jc w:val="both"/>
+      </w:pPr>
+    </w:p>
+    <w:p>
+      <w:pPr>
+        <w:jc w:val="both"/>
+      </w:pPr>
+      <w:r>
+        <w:t>En el siguiente cuadro estoy trabajando como seria la simulación 2x3.</w:t>
+      </w:r>
+    </w:p>
+    <w:p>
+      <w:pPr>
+        <w:jc w:val="both"/>
+      </w:pPr>
+    </w:p>
+    <w:p>
+      <w:pPr>
+        <w:jc w:val="both"/>
+      </w:pPr>
+      <w:r>
+        <w:t xml:space="preserve">Obtención del índice: </w:t>
+      </w:r>
+    </w:p>
+    <w:p>
+      <w:pPr>
+        <w:jc w:val="both"/>
+      </w:pPr>
+      <w:r>
+        <w:t>Indice=Filaxcolumnas+columna</w:t>
+      </w:r>
+    </w:p>
+    <w:p>
+      <w:pPr>
+        <w:jc w:val="both"/>
+        <w:rPr>
+          <w:rFonts w:eastAsiaTheme="minorEastAsia"/>
+        </w:rPr>
+      </w:pPr>
+      <m:oMathPara>
+        <m:oMathParaPr>
+          <m:jc m:val="left"/>
+        </m:oMathParaPr>
+        <m:oMath>
+          <m:r>
+            <w:rPr>
+              <w:rFonts w:ascii="Cambria Math" w:hAnsi="Cambria Math"/>
+            </w:rPr>
+            <m:t>I=0×3+0=</m:t>
+          </m:r>
+          <m:r>
+            <w:rPr>
+              <w:rFonts w:ascii="Cambria Math" w:hAnsi="Cambria Math"/>
+            </w:rPr>
+            <m:t>0</m:t>
+          </m:r>
+        </m:oMath>
+      </m:oMathPara>
+    </w:p>
+    <w:p>
+      <w:pPr>
+        <w:jc w:val="both"/>
+      </w:pPr>
+      <m:oMathPara>
+        <m:oMathParaPr>
+          <m:jc m:val="left"/>
+        </m:oMathParaPr>
+        <m:oMath>
+          <m:r>
+            <w:rPr>
+              <w:rFonts w:ascii="Cambria Math" w:hAnsi="Cambria Math"/>
+            </w:rPr>
+            <m:t>I=0×3+</m:t>
+          </m:r>
+          <m:r>
+            <w:rPr>
+              <w:rFonts w:ascii="Cambria Math" w:hAnsi="Cambria Math"/>
+            </w:rPr>
+            <m:t>1</m:t>
+          </m:r>
+          <m:r>
+            <w:rPr>
+              <w:rFonts w:ascii="Cambria Math" w:hAnsi="Cambria Math"/>
+            </w:rPr>
+            <m:t>=</m:t>
+          </m:r>
+          <m:r>
+            <w:rPr>
+              <w:rFonts w:ascii="Cambria Math" w:hAnsi="Cambria Math"/>
+            </w:rPr>
+            <m:t>1</m:t>
+          </m:r>
+        </m:oMath>
+      </m:oMathPara>
+    </w:p>
+    <w:p>
+      <w:pPr>
+        <w:jc w:val="both"/>
+        <w:rPr>
+          <w:rFonts w:eastAsiaTheme="minorEastAsia"/>
+        </w:rPr>
+      </w:pPr>
+      <m:oMathPara>
+        <m:oMathParaPr>
+          <m:jc m:val="left"/>
+        </m:oMathParaPr>
+        <m:oMath>
+          <m:r>
+            <w:rPr>
+              <w:rFonts w:ascii="Cambria Math" w:hAnsi="Cambria Math"/>
+            </w:rPr>
+            <m:t>I=0×3+</m:t>
+          </m:r>
+          <m:r>
+            <w:rPr>
+              <w:rFonts w:ascii="Cambria Math" w:hAnsi="Cambria Math"/>
+            </w:rPr>
+            <m:t>2</m:t>
+          </m:r>
+          <m:r>
+            <w:rPr>
+              <w:rFonts w:ascii="Cambria Math" w:hAnsi="Cambria Math"/>
+            </w:rPr>
+            <m:t>=</m:t>
+          </m:r>
+          <m:r>
+            <w:rPr>
+              <w:rFonts w:ascii="Cambria Math" w:hAnsi="Cambria Math"/>
+            </w:rPr>
+            <m:t>2</m:t>
+          </m:r>
+        </m:oMath>
+      </m:oMathPara>
+    </w:p>
+    <w:p>
+      <w:pPr>
+        <w:jc w:val="both"/>
+        <w:rPr>
+          <w:rFonts w:eastAsiaTheme="minorEastAsia"/>
+        </w:rPr>
+      </w:pPr>
+      <m:oMathPara>
+        <m:oMathParaPr>
+          <m:jc m:val="left"/>
+        </m:oMathParaPr>
+        <m:oMath>
+          <m:r>
+            <w:rPr>
+              <w:rFonts w:ascii="Cambria Math" w:hAnsi="Cambria Math"/>
+            </w:rPr>
+            <m:t>I=</m:t>
+          </m:r>
+          <m:r>
+            <w:rPr>
+              <w:rFonts w:ascii="Cambria Math" w:hAnsi="Cambria Math"/>
+            </w:rPr>
+            <m:t>1</m:t>
+          </m:r>
+          <m:r>
+            <w:rPr>
+              <w:rFonts w:ascii="Cambria Math" w:hAnsi="Cambria Math"/>
+            </w:rPr>
+            <m:t>×3+0=</m:t>
+          </m:r>
+          <m:r>
+            <w:rPr>
+              <w:rFonts w:ascii="Cambria Math" w:hAnsi="Cambria Math"/>
+            </w:rPr>
+            <m:t>3</m:t>
+          </m:r>
+        </m:oMath>
+      </m:oMathPara>
+    </w:p>
+    <w:p>
+      <w:pPr>
+        <w:jc w:val="both"/>
+        <w:rPr>
+          <w:rFonts w:eastAsiaTheme="minorEastAsia"/>
+        </w:rPr>
+      </w:pPr>
+      <m:oMathPara>
+        <m:oMathParaPr>
+          <m:jc m:val="left"/>
+        </m:oMathParaPr>
+        <m:oMath>
+          <m:r>
+            <w:rPr>
+              <w:rFonts w:ascii="Cambria Math" w:hAnsi="Cambria Math"/>
+            </w:rPr>
+            <m:t>I=</m:t>
+          </m:r>
+          <m:r>
+            <w:rPr>
+              <w:rFonts w:ascii="Cambria Math" w:hAnsi="Cambria Math"/>
+            </w:rPr>
+            <m:t>1</m:t>
+          </m:r>
+          <m:r>
+            <w:rPr>
+              <w:rFonts w:ascii="Cambria Math" w:hAnsi="Cambria Math"/>
+            </w:rPr>
+            <m:t>×3+</m:t>
+          </m:r>
+          <m:r>
+            <w:rPr>
+              <w:rFonts w:ascii="Cambria Math" w:hAnsi="Cambria Math"/>
+            </w:rPr>
+            <m:t>1</m:t>
+          </m:r>
+          <m:r>
+            <w:rPr>
+              <w:rFonts w:ascii="Cambria Math" w:hAnsi="Cambria Math"/>
+            </w:rPr>
+            <m:t>=</m:t>
+          </m:r>
+          <m:r>
+            <w:rPr>
+              <w:rFonts w:ascii="Cambria Math" w:hAnsi="Cambria Math"/>
+            </w:rPr>
+            <m:t>4</m:t>
+          </m:r>
+        </m:oMath>
+      </m:oMathPara>
+    </w:p>
+    <w:p>
+      <w:pPr>
+        <w:jc w:val="both"/>
+        <w:rPr>
+          <w:rFonts w:eastAsiaTheme="minorEastAsia"/>
+        </w:rPr>
+      </w:pPr>
+      <m:oMathPara>
+        <m:oMathParaPr>
+          <m:jc m:val="left"/>
+        </m:oMathParaPr>
+        <m:oMath>
+          <m:r>
+            <w:rPr>
+              <w:rFonts w:ascii="Cambria Math" w:hAnsi="Cambria Math"/>
+            </w:rPr>
+            <m:t>I=</m:t>
+          </m:r>
+          <m:r>
+            <w:rPr>
+              <w:rFonts w:ascii="Cambria Math" w:hAnsi="Cambria Math"/>
+            </w:rPr>
+            <m:t>1</m:t>
+          </m:r>
+          <m:r>
+            <w:rPr>
+              <w:rFonts w:ascii="Cambria Math" w:hAnsi="Cambria Math"/>
+            </w:rPr>
+            <m:t>×3+</m:t>
+          </m:r>
+          <m:r>
+            <w:rPr>
+              <w:rFonts w:ascii="Cambria Math" w:hAnsi="Cambria Math"/>
+            </w:rPr>
+            <m:t>2</m:t>
+          </m:r>
+          <m:r>
+            <w:rPr>
+              <w:rFonts w:ascii="Cambria Math" w:hAnsi="Cambria Math"/>
+            </w:rPr>
+            <m:t>=</m:t>
+          </m:r>
+          <m:r>
+            <w:rPr>
+              <w:rFonts w:ascii="Cambria Math" w:hAnsi="Cambria Math"/>
+            </w:rPr>
+            <m:t>5</m:t>
+          </m:r>
+        </m:oMath>
+      </m:oMathPara>
+    </w:p>
+    <w:p>
+      <w:pPr>
+        <w:jc w:val="both"/>
+        <w:rPr>
+          <w:rFonts w:eastAsiaTheme="minorEastAsia"/>
+        </w:rPr>
+      </w:pPr>
+      <w:r>
+        <w:rPr>
+          <w:rFonts w:eastAsiaTheme="minorEastAsia"/>
+        </w:rPr>
+        <w:t>En esa forma estaría obteniendo el índice.</w:t>
+      </w:r>
+      <w:r>
+        <w:rPr>
+          <w:rFonts w:eastAsiaTheme="minorEastAsia"/>
+        </w:rPr>
+        <w:t xml:space="preserve"> El bit de inicio es donde arranca cada ficha o donde termina los tres bits, se obtiene multiplicando el índice x 3.  El byte = bit inicial /8, hay obtengo en que byte de la tira larga va caer. El bit en el byte la posición indica la posición exacta donde va arrancar ya sea para leer o escribir, el bita solo tiene 8 casillas por ende las posiciones de 0 al 7.</w:t>
+      </w:r>
+    </w:p>
+    <w:p>
+      <w:pPr>
+        <w:jc w:val="both"/>
+        <w:rPr>
+          <w:rFonts w:eastAsiaTheme="minorEastAsia"/>
+        </w:rPr>
+      </w:pPr>
+    </w:p>
+    <w:p>
+      <w:pPr>
+        <w:jc w:val="both"/>
+      </w:pPr>
+    </w:p>
+    <w:p>
+      <w:pPr>
+        <w:jc w:val="both"/>
+      </w:pPr>
+    </w:p>
+    <w:p>
+      <w:pPr>
+        <w:jc w:val="both"/>
+        <w:rPr>
+          <w:rFonts w:eastAsiaTheme="minorEastAsia"/>
+        </w:rPr>
+      </w:pPr>
+    </w:p>
+    <w:p>
+      <w:pPr>
+        <w:jc w:val="both"/>
+      </w:pPr>
+    </w:p>
+    <w:p>
+      <w:pPr>
+        <w:jc w:val="both"/>
+      </w:pPr>
+    </w:p>
+    <w:p>
+      <w:pPr>
+        <w:jc w:val="both"/>
+      </w:pPr>
+    </w:p>
+    <w:p>
+      <w:pPr>
+        <w:jc w:val="both"/>
+      </w:pPr>
+    </w:p>
+    <w:tbl>
+      <w:tblPr>
+        <w:tblStyle w:val="Tablaconcuadrcula"/>
+        <w:tblW w:w="0" w:type="auto"/>
+        <w:tblLook w:val="04A0" w:firstRow="1" w:lastRow="0" w:firstColumn="1" w:lastColumn="0" w:noHBand="0" w:noVBand="1"/>
+      </w:tblPr>
+      <w:tblGrid>
+        <w:gridCol w:w="1765"/>
+        <w:gridCol w:w="1765"/>
+        <w:gridCol w:w="1766"/>
+        <w:gridCol w:w="1766"/>
+        <w:gridCol w:w="1766"/>
+      </w:tblGrid>
+      <w:tr>
+        <w:tc>
+          <w:tcPr>
+            <w:tcW w:w="1765" w:type="dxa"/>
+          </w:tcPr>
+          <w:p>
+            <w:pPr>
+              <w:jc w:val="both"/>
+              <w:rPr>
+                <w:b/>
+                <w:bCs/>
+                <w:sz w:val="28"/>
+                <w:szCs w:val="28"/>
+              </w:rPr>
+            </w:pPr>
+            <w:r>
+              <w:rPr>
+                <w:b/>
+                <w:bCs/>
+                <w:sz w:val="28"/>
+                <w:szCs w:val="28"/>
+              </w:rPr>
+              <w:lastRenderedPageBreak/>
+              <w:t>Indice</w:t>
+            </w:r>
+          </w:p>
+        </w:tc>
+        <w:tc>
+          <w:tcPr>
+            <w:tcW w:w="1765" w:type="dxa"/>
+          </w:tcPr>
+          <w:p>
+            <w:pPr>
+              <w:jc w:val="both"/>
+              <w:rPr>
+                <w:b/>
+                <w:bCs/>
+                <w:sz w:val="28"/>
+                <w:szCs w:val="28"/>
+              </w:rPr>
+            </w:pPr>
+            <w:r>
+              <w:rPr>
+                <w:b/>
+                <w:bCs/>
+                <w:sz w:val="28"/>
+                <w:szCs w:val="28"/>
+              </w:rPr>
+              <w:t>Bit_inicial</w:t>
+            </w:r>
+          </w:p>
+        </w:tc>
+        <w:tc>
+          <w:tcPr>
+            <w:tcW w:w="1766" w:type="dxa"/>
+          </w:tcPr>
+          <w:p>
+            <w:pPr>
+              <w:jc w:val="both"/>
+              <w:rPr>
+                <w:b/>
+                <w:bCs/>
+                <w:sz w:val="28"/>
+                <w:szCs w:val="28"/>
+              </w:rPr>
+            </w:pPr>
+            <w:r>
+              <w:rPr>
+                <w:b/>
+                <w:bCs/>
+                <w:sz w:val="28"/>
+                <w:szCs w:val="28"/>
+              </w:rPr>
+              <w:t>Byte</w:t>
+            </w:r>
+          </w:p>
+        </w:tc>
+        <w:tc>
+          <w:tcPr>
+            <w:tcW w:w="1766" w:type="dxa"/>
+          </w:tcPr>
+          <w:p>
+            <w:pPr>
+              <w:jc w:val="both"/>
+              <w:rPr>
+                <w:b/>
+                <w:bCs/>
+                <w:sz w:val="28"/>
+                <w:szCs w:val="28"/>
+              </w:rPr>
+            </w:pPr>
+            <w:r>
+              <w:rPr>
+                <w:b/>
+                <w:bCs/>
+                <w:sz w:val="28"/>
+                <w:szCs w:val="28"/>
+              </w:rPr>
+              <w:t>Bit en parte del Byte</w:t>
+            </w:r>
+          </w:p>
+        </w:tc>
+        <w:tc>
+          <w:tcPr>
+            <w:tcW w:w="1766" w:type="dxa"/>
+          </w:tcPr>
+          <w:p>
+            <w:pPr>
+              <w:jc w:val="both"/>
+              <w:rPr>
+                <w:b/>
+                <w:bCs/>
+                <w:sz w:val="28"/>
+                <w:szCs w:val="28"/>
+              </w:rPr>
+            </w:pPr>
+            <w:r>
+              <w:rPr>
+                <w:b/>
+                <w:bCs/>
+                <w:sz w:val="28"/>
+                <w:szCs w:val="28"/>
+              </w:rPr>
+              <w:t>Distribución.</w:t>
+            </w:r>
+          </w:p>
+          <w:p>
+            <w:pPr>
+              <w:jc w:val="both"/>
+              <w:rPr>
+                <w:b/>
+                <w:bCs/>
+                <w:sz w:val="28"/>
+                <w:szCs w:val="28"/>
+              </w:rPr>
+            </w:pPr>
+          </w:p>
+        </w:tc>
+      </w:tr>
+      <w:tr>
+        <w:tc>
+          <w:tcPr>
+            <w:tcW w:w="1765" w:type="dxa"/>
+          </w:tcPr>
+          <w:p>
+            <w:pPr>
+              <w:jc w:val="both"/>
+            </w:pPr>
+            <w:r>
+              <w:t>0</w:t>
+            </w:r>
+          </w:p>
+        </w:tc>
+        <w:tc>
+          <w:tcPr>
+            <w:tcW w:w="1765" w:type="dxa"/>
+          </w:tcPr>
+          <w:p>
+            <w:pPr>
+              <w:jc w:val="both"/>
+            </w:pPr>
+            <w:r>
+              <w:t>0</w:t>
+            </w:r>
+          </w:p>
+        </w:tc>
+        <w:tc>
+          <w:tcPr>
+            <w:tcW w:w="1766" w:type="dxa"/>
+          </w:tcPr>
+          <w:p>
+            <w:pPr>
+              <w:jc w:val="both"/>
+            </w:pPr>
+            <w:r>
+              <w:t>0</w:t>
+            </w:r>
+          </w:p>
+        </w:tc>
+        <w:tc>
+          <w:tcPr>
+            <w:tcW w:w="1766" w:type="dxa"/>
+          </w:tcPr>
+          <w:p>
+            <w:pPr>
+              <w:jc w:val="both"/>
+            </w:pPr>
+            <w:r>
+              <w:t>0</w:t>
+            </w:r>
+          </w:p>
+        </w:tc>
+        <w:tc>
+          <w:tcPr>
+            <w:tcW w:w="1766" w:type="dxa"/>
+          </w:tcPr>
+          <w:p>
+            <w:pPr>
+              <w:jc w:val="both"/>
+            </w:pPr>
+            <w:r>
+              <w:t>3 bits en byte 0</w:t>
+            </w:r>
+          </w:p>
+        </w:tc>
+      </w:tr>
+      <w:tr>
+        <w:tc>
+          <w:tcPr>
+            <w:tcW w:w="1765" w:type="dxa"/>
+          </w:tcPr>
+          <w:p>
+            <w:pPr>
+              <w:jc w:val="both"/>
+            </w:pPr>
+            <w:r>
+              <w:t>1</w:t>
+            </w:r>
+          </w:p>
+        </w:tc>
+        <w:tc>
+          <w:tcPr>
+            <w:tcW w:w="1765" w:type="dxa"/>
+          </w:tcPr>
+          <w:p>
+            <w:pPr>
+              <w:jc w:val="both"/>
+            </w:pPr>
+            <w:r>
+              <w:t>3</w:t>
+            </w:r>
+          </w:p>
+        </w:tc>
+        <w:tc>
+          <w:tcPr>
+            <w:tcW w:w="1766" w:type="dxa"/>
+          </w:tcPr>
+          <w:p>
+            <w:pPr>
+              <w:jc w:val="both"/>
+            </w:pPr>
+            <w:r>
+              <w:t>0</w:t>
+            </w:r>
+          </w:p>
+        </w:tc>
+        <w:tc>
+          <w:tcPr>
+            <w:tcW w:w="1766" w:type="dxa"/>
+          </w:tcPr>
+          <w:p>
+            <w:pPr>
+              <w:jc w:val="both"/>
+            </w:pPr>
+            <w:r>
+              <w:t>3</w:t>
+            </w:r>
+          </w:p>
+        </w:tc>
+        <w:tc>
+          <w:tcPr>
+            <w:tcW w:w="1766" w:type="dxa"/>
+          </w:tcPr>
+          <w:p>
+            <w:pPr>
+              <w:jc w:val="both"/>
+            </w:pPr>
+            <w:r>
+              <w:t>3 bits en byte 0</w:t>
+            </w:r>
+          </w:p>
+        </w:tc>
+      </w:tr>
+      <w:tr>
+        <w:tc>
+          <w:tcPr>
+            <w:tcW w:w="1765" w:type="dxa"/>
+          </w:tcPr>
+          <w:p>
+            <w:pPr>
+              <w:jc w:val="both"/>
+            </w:pPr>
+            <w:r>
+              <w:t>2</w:t>
+            </w:r>
+          </w:p>
+        </w:tc>
+        <w:tc>
+          <w:tcPr>
+            <w:tcW w:w="1765" w:type="dxa"/>
+          </w:tcPr>
+          <w:p>
+            <w:pPr>
+              <w:jc w:val="both"/>
+            </w:pPr>
+            <w:r>
+              <w:t>6</w:t>
+            </w:r>
+          </w:p>
+        </w:tc>
+        <w:tc>
+          <w:tcPr>
+            <w:tcW w:w="1766" w:type="dxa"/>
+          </w:tcPr>
+          <w:p>
+            <w:pPr>
+              <w:jc w:val="both"/>
+            </w:pPr>
+            <w:r>
+              <w:t>0</w:t>
+            </w:r>
+          </w:p>
+        </w:tc>
+        <w:tc>
+          <w:tcPr>
+            <w:tcW w:w="1766" w:type="dxa"/>
+          </w:tcPr>
+          <w:p>
+            <w:pPr>
+              <w:jc w:val="both"/>
+            </w:pPr>
+            <w:r>
+              <w:t>6</w:t>
+            </w:r>
+          </w:p>
+        </w:tc>
+        <w:tc>
+          <w:tcPr>
+            <w:tcW w:w="1766" w:type="dxa"/>
+          </w:tcPr>
+          <w:p>
+            <w:pPr>
+              <w:jc w:val="both"/>
+            </w:pPr>
+            <w:r>
+              <w:t>2 bits en byte 0, 1 bits en byte 1</w:t>
+            </w:r>
+          </w:p>
+        </w:tc>
+      </w:tr>
+      <w:tr>
+        <w:tc>
+          <w:tcPr>
+            <w:tcW w:w="1765" w:type="dxa"/>
+          </w:tcPr>
+          <w:p>
+            <w:pPr>
+              <w:jc w:val="both"/>
+            </w:pPr>
+            <w:r>
+              <w:t>3</w:t>
+            </w:r>
+          </w:p>
+        </w:tc>
+        <w:tc>
+          <w:tcPr>
+            <w:tcW w:w="1765" w:type="dxa"/>
+          </w:tcPr>
+          <w:p>
+            <w:pPr>
+              <w:jc w:val="both"/>
+            </w:pPr>
+            <w:r>
+              <w:t>9</w:t>
+            </w:r>
+          </w:p>
+        </w:tc>
+        <w:tc>
+          <w:tcPr>
+            <w:tcW w:w="1766" w:type="dxa"/>
+          </w:tcPr>
+          <w:p>
+            <w:pPr>
+              <w:jc w:val="both"/>
+            </w:pPr>
+            <w:r>
+              <w:t>1</w:t>
+            </w:r>
+          </w:p>
+        </w:tc>
+        <w:tc>
+          <w:tcPr>
+            <w:tcW w:w="1766" w:type="dxa"/>
+          </w:tcPr>
+          <w:p>
+            <w:pPr>
+              <w:jc w:val="both"/>
+            </w:pPr>
+            <w:r>
+              <w:t>1</w:t>
+            </w:r>
+          </w:p>
+        </w:tc>
+        <w:tc>
+          <w:tcPr>
+            <w:tcW w:w="1766" w:type="dxa"/>
+          </w:tcPr>
+          <w:p>
+            <w:pPr>
+              <w:jc w:val="both"/>
+            </w:pPr>
+            <w:r>
+              <w:t>3 bits en byte 1</w:t>
+            </w:r>
+          </w:p>
+        </w:tc>
+      </w:tr>
+      <w:tr>
+        <w:tc>
+          <w:tcPr>
+            <w:tcW w:w="1765" w:type="dxa"/>
+          </w:tcPr>
+          <w:p>
+            <w:pPr>
+              <w:jc w:val="both"/>
+            </w:pPr>
+            <w:r>
+              <w:t>4</w:t>
+            </w:r>
+          </w:p>
+        </w:tc>
+        <w:tc>
+          <w:tcPr>
+            <w:tcW w:w="1765" w:type="dxa"/>
+          </w:tcPr>
+          <w:p>
+            <w:pPr>
+              <w:jc w:val="both"/>
+            </w:pPr>
+            <w:r>
+              <w:t>12</w:t>
+            </w:r>
+          </w:p>
+        </w:tc>
+        <w:tc>
+          <w:tcPr>
+            <w:tcW w:w="1766" w:type="dxa"/>
+          </w:tcPr>
+          <w:p>
+            <w:pPr>
+              <w:jc w:val="both"/>
+            </w:pPr>
+            <w:r>
+              <w:t>1</w:t>
+            </w:r>
+          </w:p>
+        </w:tc>
+        <w:tc>
+          <w:tcPr>
+            <w:tcW w:w="1766" w:type="dxa"/>
+          </w:tcPr>
+          <w:p>
+            <w:pPr>
+              <w:jc w:val="both"/>
+            </w:pPr>
+            <w:r>
+              <w:t>4</w:t>
+            </w:r>
+          </w:p>
+        </w:tc>
+        <w:tc>
+          <w:tcPr>
+            <w:tcW w:w="1766" w:type="dxa"/>
+          </w:tcPr>
+          <w:p>
+            <w:pPr>
+              <w:jc w:val="both"/>
+            </w:pPr>
+            <w:r>
+              <w:t>3 bits en byte 1</w:t>
+            </w:r>
+          </w:p>
+        </w:tc>
+      </w:tr>
+      <w:tr>
+        <w:tc>
+          <w:tcPr>
+            <w:tcW w:w="1765" w:type="dxa"/>
+          </w:tcPr>
+          <w:p>
+            <w:pPr>
+              <w:jc w:val="both"/>
+            </w:pPr>
+            <w:r>
+              <w:t>5</w:t>
+            </w:r>
+          </w:p>
+        </w:tc>
+        <w:tc>
+          <w:tcPr>
+            <w:tcW w:w="1765" w:type="dxa"/>
+          </w:tcPr>
+          <w:p>
+            <w:pPr>
+              <w:jc w:val="both"/>
+            </w:pPr>
+            <w:r>
+              <w:t>15</w:t>
+            </w:r>
+          </w:p>
+        </w:tc>
+        <w:tc>
+          <w:tcPr>
+            <w:tcW w:w="1766" w:type="dxa"/>
+          </w:tcPr>
+          <w:p>
+            <w:pPr>
+              <w:jc w:val="both"/>
+            </w:pPr>
+            <w:r>
+              <w:t>1</w:t>
+            </w:r>
+          </w:p>
+        </w:tc>
+        <w:tc>
+          <w:tcPr>
+            <w:tcW w:w="1766" w:type="dxa"/>
+          </w:tcPr>
+          <w:p>
+            <w:pPr>
+              <w:jc w:val="both"/>
+            </w:pPr>
+            <w:r>
+              <w:t>7</w:t>
+            </w:r>
+          </w:p>
+        </w:tc>
+        <w:tc>
+          <w:tcPr>
+            <w:tcW w:w="1766" w:type="dxa"/>
+          </w:tcPr>
+          <w:p>
+            <w:pPr>
+              <w:jc w:val="both"/>
+            </w:pPr>
+            <w:r>
+              <w:t>1 Bits en byte 1, 2 en byte 2</w:t>
+            </w:r>
+          </w:p>
+        </w:tc>
+      </w:tr>
+    </w:tbl>
+    <w:p>
+      <w:pPr>
+        <w:jc w:val="both"/>
+      </w:pPr>
+    </w:p>
+    <w:p>
+      <w:pPr>
+        <w:jc w:val="both"/>
+      </w:pPr>
     </w:p>
     <w:sectPr>
       <w:pgSz w:w="12240" w:h="15840"/>
@@ -1185,6 +2150,35 @@
       <w:spacing w:val="5"/>
     </w:rPr>
   </w:style>
+  <w:style w:type="table" w:styleId="Tablaconcuadrcula">
+    <w:name w:val="Table Grid"/>
+    <w:basedOn w:val="Tablanormal"/>
+    <w:uiPriority w:val="39"/>
+    <w:rsid w:val="00B53D5C"/>
+    <w:pPr>
+      <w:spacing w:after="0" w:line="240" w:lineRule="auto"/>
+    </w:pPr>
+    <w:tblPr>
+      <w:tblBorders>
+        <w:top w:val="single" w:sz="4" w:space="0" w:color="auto"/>
+        <w:left w:val="single" w:sz="4" w:space="0" w:color="auto"/>
+        <w:bottom w:val="single" w:sz="4" w:space="0" w:color="auto"/>
+        <w:right w:val="single" w:sz="4" w:space="0" w:color="auto"/>
+        <w:insideH w:val="single" w:sz="4" w:space="0" w:color="auto"/>
+        <w:insideV w:val="single" w:sz="4" w:space="0" w:color="auto"/>
+      </w:tblBorders>
+    </w:tblPr>
+  </w:style>
+  <w:style w:type="character" w:styleId="Textodelmarcadordeposicin">
+    <w:name w:val="Placeholder Text"/>
+    <w:basedOn w:val="Fuentedeprrafopredeter"/>
+    <w:uiPriority w:val="99"/>
+    <w:semiHidden/>
+    <w:rsid w:val="0022720B"/>
+    <w:rPr>
+      <w:color w:val="666666"/>
+    </w:rPr>
+  </w:style>
 </w:styles>
 </file>
 

--- a/INFORME.docx
+++ b/INFORME.docx
@@ -50,10 +50,26 @@
         <w:t>Para mí el trabajo más duro que tengo antes de generar o escribir código es lograr entender bien el problema con el manejo de los bits, tanto las operaciones como y como se posicionan en el tablero de acuerdo a su tamaño.</w:t>
       </w:r>
       <w:r>
-        <w:t xml:space="preserve"> He estado analizando y la mejor forma es con un arreglo bidimensional, donde se pida al usuario el tamaño del tablero, he pensado en un for y condicionales para verificar las columnas y filas. Ya que la fila o columna el tamaño de cada fila es de tres bits. </w:t>
-      </w:r>
-      <w:r>
-        <w:t>El jugador como dice las instrucciones el jugador puede eliminar una ficha y de acuerdo a eso…se generan nuevas…luego se vrifican si hay tres o mas fichas iguales para eliminarse; ese es uno de los pasos que aun no logro implementar.</w:t>
+        <w:t xml:space="preserve"> He estado analizando y la mejor forma es con un arreglo bidimensional, donde se pida al usuario el tamaño del tablero, he pensado en un </w:t>
+      </w:r>
+      <w:proofErr w:type="spellStart"/>
+      <w:r>
+        <w:t>for</w:t>
+      </w:r>
+      <w:proofErr w:type="spellEnd"/>
+      <w:r>
+        <w:t xml:space="preserve"> y condicionales para verificar las columnas y filas. Ya que la fila o columna el tamaño de cada fila es de tres bits. </w:t>
+      </w:r>
+      <w:r>
+        <w:t xml:space="preserve">El jugador como dice las instrucciones el jugador puede eliminar una ficha y de acuerdo a eso…se generan nuevas…luego se </w:t>
+      </w:r>
+      <w:proofErr w:type="spellStart"/>
+      <w:r>
+        <w:t>vrifican</w:t>
+      </w:r>
+      <w:proofErr w:type="spellEnd"/>
+      <w:r>
+        <w:t xml:space="preserve"> si hay tres o mas fichas iguales para eliminarse; ese es uno de los pasos que aun no logro implementar.</w:t>
       </w:r>
     </w:p>
     <w:p>
@@ -134,7 +150,7 @@
           </mc:Choice>
           <mc:Fallback>
             <w:pict>
-              <v:oval w14:anchorId="6AD205EF" id="Elipse 2" o:spid="_x0000_s1026" style="position:absolute;margin-left:92.2pt;margin-top:2.05pt;width:25.3pt;height:130.75pt;z-index:251661312;visibility:visible;mso-wrap-style:square;mso-wrap-distance-left:9pt;mso-wrap-distance-top:0;mso-wrap-distance-right:9pt;mso-wrap-distance-bottom:0;mso-position-horizontal:absolute;mso-position-horizontal-relative:text;mso-position-vertical:absolute;mso-position-vertical-relative:text;v-text-anchor:middle" o:gfxdata="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" filled="f" strokecolor="#e00" strokeweight="1pt">
+              <v:oval w14:anchorId="4971124E" id="Elipse 2" o:spid="_x0000_s1026" style="position:absolute;margin-left:92.2pt;margin-top:2.05pt;width:25.3pt;height:130.75pt;z-index:251661312;visibility:visible;mso-wrap-style:square;mso-wrap-distance-left:9pt;mso-wrap-distance-top:0;mso-wrap-distance-right:9pt;mso-wrap-distance-bottom:0;mso-position-horizontal:absolute;mso-position-horizontal-relative:text;mso-position-vertical:absolute;mso-position-vertical-relative:text;v-text-anchor:middle" o:gfxdata="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" filled="f" strokecolor="#e00" strokeweight="1pt">
                 <v:stroke joinstyle="miter"/>
               </v:oval>
             </w:pict>
@@ -210,7 +226,7 @@
           </mc:Choice>
           <mc:Fallback>
             <w:pict>
-              <v:oval w14:anchorId="51D00758" id="Elipse 2" o:spid="_x0000_s1026" style="position:absolute;margin-left:92.9pt;margin-top:122.85pt;width:25.35pt;height:130.75pt;rotation:90;z-index:251659264;visibility:visible;mso-wrap-style:square;mso-wrap-distance-left:9pt;mso-wrap-distance-top:0;mso-wrap-distance-right:9pt;mso-wrap-distance-bottom:0;mso-position-horizontal:absolute;mso-position-horizontal-relative:text;mso-position-vertical:absolute;mso-position-vertical-relative:text;v-text-anchor:middle" o:gfxdata="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" filled="f" strokecolor="#e00" strokeweight="1pt">
+              <v:oval w14:anchorId="0A835FF7" id="Elipse 2" o:spid="_x0000_s1026" style="position:absolute;margin-left:92.9pt;margin-top:122.85pt;width:25.35pt;height:130.75pt;rotation:90;z-index:251659264;visibility:visible;mso-wrap-style:square;mso-wrap-distance-left:9pt;mso-wrap-distance-top:0;mso-wrap-distance-right:9pt;mso-wrap-distance-bottom:0;mso-position-horizontal:absolute;mso-position-horizontal-relative:text;mso-position-vertical:absolute;mso-position-vertical-relative:text;v-text-anchor:middle" o:gfxdata="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" filled="f" strokecolor="#e00" strokeweight="1pt">
                 <v:stroke joinstyle="miter"/>
               </v:oval>
             </w:pict>
@@ -345,9 +361,19 @@
       <w:pPr>
         <w:jc w:val="both"/>
       </w:pPr>
-      <w:r>
-        <w:t>Indice=Filaxcolumnas+columna</w:t>
-      </w:r>
+      <w:proofErr w:type="spellStart"/>
+      <w:r>
+        <w:t>Indice</w:t>
+      </w:r>
+      <w:proofErr w:type="spellEnd"/>
+      <w:r>
+        <w:t>=</w:t>
+      </w:r>
+      <w:proofErr w:type="spellStart"/>
+      <w:r>
+        <w:t>Filaxcolumnas+columna</w:t>
+      </w:r>
+      <w:proofErr w:type="spellEnd"/>
     </w:p>
     <w:p>
       <w:pPr>
@@ -599,64 +625,154 @@
           <w:rFonts w:eastAsiaTheme="minorEastAsia"/>
         </w:rPr>
       </w:pPr>
-      <w:r>
+    </w:p>
+    <w:p>
+      <w:pPr>
+        <w:jc w:val="both"/>
         <w:rPr>
           <w:rFonts w:eastAsiaTheme="minorEastAsia"/>
         </w:rPr>
+      </w:pPr>
+      <w:r>
+        <w:rPr>
+          <w:rFonts w:eastAsiaTheme="minorEastAsia"/>
+        </w:rPr>
         <w:t>En esa forma estaría obteniendo el índice.</w:t>
       </w:r>
       <w:r>
         <w:rPr>
           <w:rFonts w:eastAsiaTheme="minorEastAsia"/>
         </w:rPr>
-        <w:t xml:space="preserve"> El bit de inicio es donde arranca cada ficha o donde termina los tres bits, se obtiene multiplicando el índice x 3.  El byte = bit inicial /8, hay obtengo en que byte de la tira larga va caer. El bit en el byte la posición indica la posición exacta donde va arrancar ya sea para leer o escribir, el bita solo tiene 8 casillas por ende las posiciones de 0 al 7.</w:t>
-      </w:r>
-    </w:p>
-    <w:p>
-      <w:pPr>
-        <w:jc w:val="both"/>
+        <w:t xml:space="preserve"> El bit de inicio es donde arranca cada ficha o donde termina los tres bits, se obtiene multiplicando el índice x 3.  El byte = bit inicial /8, hay obtengo en que byte de la tira larga va caer. El bit en el byte la posición indica la posición exacta donde va arrancar ya sea para leer o escribir, </w:t>
+      </w:r>
+      <w:proofErr w:type="gramStart"/>
+      <w:r>
         <w:rPr>
           <w:rFonts w:eastAsiaTheme="minorEastAsia"/>
         </w:rPr>
-      </w:pPr>
-    </w:p>
-    <w:p>
-      <w:pPr>
-        <w:jc w:val="both"/>
-      </w:pPr>
-    </w:p>
-    <w:p>
-      <w:pPr>
-        <w:jc w:val="both"/>
-      </w:pPr>
-    </w:p>
-    <w:p>
-      <w:pPr>
-        <w:jc w:val="both"/>
+        <w:t>el bita</w:t>
+      </w:r>
+      <w:proofErr w:type="gramEnd"/>
+      <w:r>
         <w:rPr>
           <w:rFonts w:eastAsiaTheme="minorEastAsia"/>
         </w:rPr>
-      </w:pPr>
-    </w:p>
-    <w:p>
-      <w:pPr>
-        <w:jc w:val="both"/>
-      </w:pPr>
-    </w:p>
-    <w:p>
-      <w:pPr>
-        <w:jc w:val="both"/>
-      </w:pPr>
-    </w:p>
-    <w:p>
-      <w:pPr>
-        <w:jc w:val="both"/>
-      </w:pPr>
-    </w:p>
-    <w:p>
-      <w:pPr>
-        <w:jc w:val="both"/>
-      </w:pPr>
+        <w:t xml:space="preserve"> solo tiene 8 casillas por ende las posiciones de 0 al 7.</w:t>
+      </w:r>
+    </w:p>
+    <w:p>
+      <w:pPr>
+        <w:jc w:val="both"/>
+        <w:rPr>
+          <w:rFonts w:eastAsiaTheme="minorEastAsia"/>
+        </w:rPr>
+      </w:pPr>
+    </w:p>
+    <w:p>
+      <w:pPr>
+        <w:jc w:val="both"/>
+      </w:pPr>
+    </w:p>
+    <w:p>
+      <w:pPr>
+        <w:jc w:val="both"/>
+      </w:pPr>
+    </w:p>
+    <w:p>
+      <w:pPr>
+        <w:jc w:val="both"/>
+        <w:rPr>
+          <w:rFonts w:eastAsiaTheme="minorEastAsia"/>
+        </w:rPr>
+      </w:pPr>
+    </w:p>
+    <w:p>
+      <w:pPr>
+        <w:jc w:val="both"/>
+      </w:pPr>
+    </w:p>
+    <w:p>
+      <w:pPr>
+        <w:jc w:val="both"/>
+      </w:pPr>
+    </w:p>
+    <w:p>
+      <w:pPr>
+        <w:jc w:val="both"/>
+      </w:pPr>
+      <w:proofErr w:type="spellStart"/>
+      <w:r>
+        <w:t>Bit_inicio</w:t>
+      </w:r>
+      <w:proofErr w:type="spellEnd"/>
+      <w:r>
+        <w:t>/8=</w:t>
+      </w:r>
+    </w:p>
+    <w:p>
+      <w:pPr>
+        <w:jc w:val="both"/>
+      </w:pPr>
+      <w:r>
+        <w:lastRenderedPageBreak/>
+        <w:t>Bit_inicio%8=</w:t>
+      </w:r>
+    </w:p>
+    <w:p>
+      <w:pPr>
+        <w:jc w:val="both"/>
+      </w:pPr>
+      <w:r>
+        <w:rPr>
+          <w:highlight w:val="yellow"/>
+        </w:rPr>
+        <w:t>011</w:t>
+      </w:r>
+      <w:r>
+        <w:rPr>
+          <w:color w:val="ED7D31" w:themeColor="accent2"/>
+        </w:rPr>
+        <w:t>010</w:t>
+      </w:r>
+      <w:r>
+        <w:rPr>
+          <w:color w:val="5B9BD5" w:themeColor="accent5"/>
+        </w:rPr>
+        <w:t>01 0</w:t>
+      </w:r>
+      <w:r>
+        <w:rPr>
+          <w:highlight w:val="green"/>
+        </w:rPr>
+        <w:t>010</w:t>
+      </w:r>
+      <w:r>
+        <w:rPr>
+          <w:highlight w:val="magenta"/>
+        </w:rPr>
+        <w:t>010</w:t>
+      </w:r>
+      <w:r>
+        <w:rPr>
+          <w:highlight w:val="darkCyan"/>
+        </w:rPr>
+        <w:t>0 01</w:t>
+      </w:r>
+      <w:r>
+        <w:rPr>
+          <w:highlight w:val="green"/>
+        </w:rPr>
+        <w:t>001</w:t>
+      </w:r>
+      <w:r>
+        <w:rPr>
+          <w:highlight w:val="cyan"/>
+        </w:rPr>
+        <w:t>110</w:t>
+      </w:r>
+      <w:r>
+        <w:t xml:space="preserve"> 001</w:t>
+      </w:r>
     </w:p>
     <w:tbl>
       <w:tblPr>
@@ -686,6 +802,7 @@
                 <w:szCs w:val="28"/>
               </w:rPr>
             </w:pPr>
+            <w:proofErr w:type="spellStart"/>
             <w:r>
               <w:rPr>
                 <w:b/>
@@ -693,9 +810,9 @@
                 <w:sz w:val="28"/>
                 <w:szCs w:val="28"/>
               </w:rPr>
-              <w:lastRenderedPageBreak/>
               <w:t>Indice</w:t>
             </w:r>
+            <w:proofErr w:type="spellEnd"/>
           </w:p>
         </w:tc>
         <w:tc>
@@ -712,6 +829,7 @@
                 <w:szCs w:val="28"/>
               </w:rPr>
             </w:pPr>
+            <w:proofErr w:type="spellStart"/>
             <w:r>
               <w:rPr>
                 <w:b/>
@@ -721,6 +839,7 @@
               </w:rPr>
               <w:t>Bit_inicial</w:t>
             </w:r>
+            <w:proofErr w:type="spellEnd"/>
           </w:p>
         </w:tc>
         <w:tc>
@@ -926,6 +1045,9 @@
               <w:jc w:val="both"/>
             </w:pPr>
             <w:r>
+              <w:rPr>
+                <w:color w:val="FFC000"/>
+              </w:rPr>
               <w:t>3</w:t>
             </w:r>
           </w:p>
@@ -1207,7 +1329,15 @@
               <w:jc w:val="both"/>
             </w:pPr>
             <w:r>
-              <w:t>1 Bits en byte 1, 2 en byte 2</w:t>
+              <w:t xml:space="preserve">1 </w:t>
+            </w:r>
+            <w:proofErr w:type="gramStart"/>
+            <w:r>
+              <w:t>Bits</w:t>
+            </w:r>
+            <w:proofErr w:type="gramEnd"/>
+            <w:r>
+              <w:t xml:space="preserve"> en byte 1, 2 en byte 2</w:t>
             </w:r>
           </w:p>
         </w:tc>
@@ -1217,6 +1347,630 @@
       <w:pPr>
         <w:jc w:val="both"/>
       </w:pPr>
+    </w:p>
+    <w:p>
+      <w:pPr>
+        <w:jc w:val="both"/>
+      </w:pPr>
+      <w:r>
+        <w:t>0b1110'0000</w:t>
+      </w:r>
+    </w:p>
+    <w:p>
+      <w:pPr>
+        <w:jc w:val="both"/>
+      </w:pPr>
+      <w:r>
+        <w:t xml:space="preserve"> </w:t>
+      </w:r>
+      <w:r>
+        <w:t>0b1110'0000</w:t>
+      </w:r>
+      <w:r>
+        <w:t xml:space="preserve"> </w:t>
+      </w:r>
+      <w:r>
+        <w:t xml:space="preserve">&gt;&gt; </w:t>
+      </w:r>
+      <w:proofErr w:type="spellStart"/>
+      <w:r>
+        <w:t>bit_en_parte_byte</w:t>
+      </w:r>
+      <w:proofErr w:type="spellEnd"/>
+    </w:p>
+    <w:p>
+      <w:pPr>
+        <w:jc w:val="both"/>
+      </w:pPr>
+      <w:r>
+        <w:t xml:space="preserve">0b0111'0000 &lt;&lt; </w:t>
+      </w:r>
+      <w:proofErr w:type="spellStart"/>
+      <w:r>
+        <w:t>bit_en_parte_byte</w:t>
+      </w:r>
+      <w:proofErr w:type="spellEnd"/>
+    </w:p>
+    <w:p>
+      <w:pPr>
+        <w:jc w:val="both"/>
+      </w:pPr>
+      <w:r>
+        <w:rPr>
+          <w:noProof/>
+        </w:rPr>
+        <mc:AlternateContent>
+          <mc:Choice Requires="wps">
+            <w:drawing>
+              <wp:anchor distT="0" distB="0" distL="114300" distR="114300" simplePos="0" relativeHeight="251662336" behindDoc="0" locked="0" layoutInCell="1" allowOverlap="1" wp14:anchorId="447D2A44" wp14:editId="3A800038">
+                <wp:simplePos x="0" y="0"/>
+                <wp:positionH relativeFrom="column">
+                  <wp:posOffset>3704006</wp:posOffset>
+                </wp:positionH>
+                <wp:positionV relativeFrom="paragraph">
+                  <wp:posOffset>65329</wp:posOffset>
+                </wp:positionV>
+                <wp:extent cx="2531059" cy="2567635"/>
+                <wp:effectExtent l="0" t="0" r="22225" b="23495"/>
+                <wp:wrapNone/>
+                <wp:docPr id="603690361" name="Cuadro de texto 3"/>
+                <wp:cNvGraphicFramePr/>
+                <a:graphic xmlns:a="http://schemas.openxmlformats.org/drawingml/2006/main">
+                  <a:graphicData uri="http://schemas.microsoft.com/office/word/2010/wordprocessingShape">
+                    <wps:wsp>
+                      <wps:cNvSpPr txBox="1"/>
+                      <wps:spPr>
+                        <a:xfrm>
+                          <a:off x="0" y="0"/>
+                          <a:ext cx="2531059" cy="2567635"/>
+                        </a:xfrm>
+                        <a:prstGeom prst="rect">
+                          <a:avLst/>
+                        </a:prstGeom>
+                        <a:solidFill>
+                          <a:schemeClr val="lt1"/>
+                        </a:solidFill>
+                        <a:ln w="6350">
+                          <a:solidFill>
+                            <a:prstClr val="black"/>
+                          </a:solidFill>
+                        </a:ln>
+                      </wps:spPr>
+                      <wps:txbx>
+                        <w:txbxContent>
+                          <w:p>
+                            <w:pPr>
+                              <w:jc w:val="both"/>
+                            </w:pPr>
+                            <w:proofErr w:type="spellStart"/>
+                            <w:r>
+                              <w:t>Desplazamiento_mascara</w:t>
+                            </w:r>
+                            <w:proofErr w:type="spellEnd"/>
+                            <w:r>
+                              <w:t xml:space="preserve">= </w:t>
+                            </w:r>
+                            <w:r>
+                              <w:t>3</w:t>
+                            </w:r>
+                          </w:p>
+                          <w:p>
+                            <w:pPr>
+                              <w:jc w:val="both"/>
+                            </w:pPr>
+                            <w:r>
+                              <w:t>Mascara= 0b1110’0000</w:t>
+                            </w:r>
+                          </w:p>
+                          <w:p>
+                            <w:pPr>
+                              <w:jc w:val="both"/>
+                            </w:pPr>
+                            <w:proofErr w:type="spellStart"/>
+                            <w:r>
+                              <w:t>Marcara</w:t>
+                            </w:r>
+                            <w:proofErr w:type="spellEnd"/>
+                            <w:r>
+                              <w:t>=</w:t>
+                            </w:r>
+                            <w:r>
+                              <w:t xml:space="preserve"> 0b1110’0000</w:t>
+                            </w:r>
+                            <w:r>
+                              <w:t>&gt;&gt;3</w:t>
+                            </w:r>
+                          </w:p>
+                          <w:p>
+                            <w:pPr>
+                              <w:jc w:val="both"/>
+                            </w:pPr>
+                            <w:r>
+                              <w:t>Mascara=0b0001’1100</w:t>
+                            </w:r>
+                          </w:p>
+                          <w:p>
+                            <w:pPr>
+                              <w:jc w:val="both"/>
+                            </w:pPr>
+                            <w:r>
+                              <w:t>Ficha=</w:t>
+                            </w:r>
+                            <w:r>
+                              <w:rPr>
+                                <w:highlight w:val="yellow"/>
+                              </w:rPr>
+                              <w:t>011</w:t>
+                            </w:r>
+                            <w:r>
+                              <w:rPr>
+                                <w:color w:val="ED7D31" w:themeColor="accent2"/>
+                              </w:rPr>
+                              <w:t>0</w:t>
+                            </w:r>
+                            <w:r>
+                              <w:rPr>
+                                <w:color w:val="ED7D31" w:themeColor="accent2"/>
+                              </w:rPr>
+                              <w:t>’</w:t>
+                            </w:r>
+                            <w:r>
+                              <w:rPr>
+                                <w:color w:val="ED7D31" w:themeColor="accent2"/>
+                              </w:rPr>
+                              <w:t>10</w:t>
+                            </w:r>
+                            <w:r>
+                              <w:rPr>
+                                <w:color w:val="5B9BD5" w:themeColor="accent5"/>
+                              </w:rPr>
+                              <w:t>01</w:t>
+                            </w:r>
+                            <w:r>
+                              <w:rPr>
+                                <w:color w:val="5B9BD5" w:themeColor="accent5"/>
+                              </w:rPr>
+                              <w:t>&amp;</w:t>
+                            </w:r>
+                            <w:r>
+                              <w:t>0b0001’1100</w:t>
+                            </w:r>
+                          </w:p>
+                          <w:p>
+                            <w:pPr>
+                              <w:jc w:val="both"/>
+                            </w:pPr>
+                            <w:r>
+                              <w:t>Ficha=000</w:t>
+                            </w:r>
+                            <w:r>
+                              <w:rPr>
+                                <w:color w:val="ED7D31" w:themeColor="accent2"/>
+                              </w:rPr>
+                              <w:t>0’10</w:t>
+                            </w:r>
+                            <w:r>
+                              <w:t>00</w:t>
+                            </w:r>
+                          </w:p>
+                          <w:p>
+                            <w:pPr>
+                              <w:jc w:val="both"/>
+                            </w:pPr>
+                            <w:r>
+                              <w:t>Ficha=</w:t>
+                            </w:r>
+                            <w:r>
+                              <w:t>000</w:t>
+                            </w:r>
+                            <w:r>
+                              <w:rPr>
+                                <w:color w:val="ED7D31" w:themeColor="accent2"/>
+                              </w:rPr>
+                              <w:t>0’10</w:t>
+                            </w:r>
+                            <w:r>
+                              <w:t>00</w:t>
+                            </w:r>
+                            <w:r>
+                              <w:t>&lt;&lt;3</w:t>
+                            </w:r>
+                          </w:p>
+                          <w:p>
+                            <w:pPr>
+                              <w:jc w:val="both"/>
+                            </w:pPr>
+                            <w:r>
+                              <w:t>Ficha=</w:t>
+                            </w:r>
+                            <w:r>
+                              <w:rPr>
+                                <w:color w:val="ED7D31" w:themeColor="accent2"/>
+                              </w:rPr>
+                              <w:t>010</w:t>
+                            </w:r>
+                            <w:r>
+                              <w:t>0’0000</w:t>
+                            </w:r>
+                          </w:p>
+                          <w:p>
+                            <w:pPr>
+                              <w:jc w:val="both"/>
+                            </w:pPr>
+                          </w:p>
+                          <w:p>
+                            <w:pPr>
+                              <w:jc w:val="both"/>
+                            </w:pPr>
+                          </w:p>
+                          <w:p/>
+                        </w:txbxContent>
+                      </wps:txbx>
+                      <wps:bodyPr rot="0" spcFirstLastPara="0" vertOverflow="overflow" horzOverflow="overflow" vert="horz" wrap="square" lIns="91440" tIns="45720" rIns="91440" bIns="45720" numCol="1" spcCol="0" rtlCol="0" fromWordArt="0" anchor="t" anchorCtr="0" forceAA="0" compatLnSpc="1">
+                        <a:prstTxWarp prst="textNoShape">
+                          <a:avLst/>
+                        </a:prstTxWarp>
+                        <a:noAutofit/>
+                      </wps:bodyPr>
+                    </wps:wsp>
+                  </a:graphicData>
+                </a:graphic>
+                <wp14:sizeRelV relativeFrom="margin">
+                  <wp14:pctHeight>0</wp14:pctHeight>
+                </wp14:sizeRelV>
+              </wp:anchor>
+            </w:drawing>
+          </mc:Choice>
+          <mc:Fallback>
+            <w:pict>
+              <v:shapetype w14:anchorId="447D2A44" id="_x0000_t202" coordsize="21600,21600" o:spt="202" path="m,l,21600r21600,l21600,xe">
+                <v:stroke joinstyle="miter"/>
+                <v:path gradientshapeok="t" o:connecttype="rect"/>
+              </v:shapetype>
+              <v:shape id="Cuadro de texto 3" o:spid="_x0000_s1026" type="#_x0000_t202" style="position:absolute;left:0;text-align:left;margin-left:291.65pt;margin-top:5.15pt;width:199.3pt;height:202.2pt;z-index:251662336;visibility:visible;mso-wrap-style:square;mso-height-percent:0;mso-wrap-distance-left:9pt;mso-wrap-distance-top:0;mso-wrap-distance-right:9pt;mso-wrap-distance-bottom:0;mso-position-horizontal:absolute;mso-position-horizontal-relative:text;mso-position-vertical:absolute;mso-position-vertical-relative:text;mso-height-percent:0;mso-height-relative:margin;v-text-anchor:top" o:gfxdata="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" fillcolor="white [3201]" strokeweight=".5pt">
+                <v:textbox>
+                  <w:txbxContent>
+                    <w:p>
+                      <w:pPr>
+                        <w:jc w:val="both"/>
+                      </w:pPr>
+                      <w:proofErr w:type="spellStart"/>
+                      <w:r>
+                        <w:t>Desplazamiento_mascara</w:t>
+                      </w:r>
+                      <w:proofErr w:type="spellEnd"/>
+                      <w:r>
+                        <w:t xml:space="preserve">= </w:t>
+                      </w:r>
+                      <w:r>
+                        <w:t>3</w:t>
+                      </w:r>
+                    </w:p>
+                    <w:p>
+                      <w:pPr>
+                        <w:jc w:val="both"/>
+                      </w:pPr>
+                      <w:r>
+                        <w:t>Mascara= 0b1110’0000</w:t>
+                      </w:r>
+                    </w:p>
+                    <w:p>
+                      <w:pPr>
+                        <w:jc w:val="both"/>
+                      </w:pPr>
+                      <w:proofErr w:type="spellStart"/>
+                      <w:r>
+                        <w:t>Marcara</w:t>
+                      </w:r>
+                      <w:proofErr w:type="spellEnd"/>
+                      <w:r>
+                        <w:t>=</w:t>
+                      </w:r>
+                      <w:r>
+                        <w:t xml:space="preserve"> 0b1110’0000</w:t>
+                      </w:r>
+                      <w:r>
+                        <w:t>&gt;&gt;3</w:t>
+                      </w:r>
+                    </w:p>
+                    <w:p>
+                      <w:pPr>
+                        <w:jc w:val="both"/>
+                      </w:pPr>
+                      <w:r>
+                        <w:t>Mascara=0b0001’1100</w:t>
+                      </w:r>
+                    </w:p>
+                    <w:p>
+                      <w:pPr>
+                        <w:jc w:val="both"/>
+                      </w:pPr>
+                      <w:r>
+                        <w:t>Ficha=</w:t>
+                      </w:r>
+                      <w:r>
+                        <w:rPr>
+                          <w:highlight w:val="yellow"/>
+                        </w:rPr>
+                        <w:t>011</w:t>
+                      </w:r>
+                      <w:r>
+                        <w:rPr>
+                          <w:color w:val="ED7D31" w:themeColor="accent2"/>
+                        </w:rPr>
+                        <w:t>0</w:t>
+                      </w:r>
+                      <w:r>
+                        <w:rPr>
+                          <w:color w:val="ED7D31" w:themeColor="accent2"/>
+                        </w:rPr>
+                        <w:t>’</w:t>
+                      </w:r>
+                      <w:r>
+                        <w:rPr>
+                          <w:color w:val="ED7D31" w:themeColor="accent2"/>
+                        </w:rPr>
+                        <w:t>10</w:t>
+                      </w:r>
+                      <w:r>
+                        <w:rPr>
+                          <w:color w:val="5B9BD5" w:themeColor="accent5"/>
+                        </w:rPr>
+                        <w:t>01</w:t>
+                      </w:r>
+                      <w:r>
+                        <w:rPr>
+                          <w:color w:val="5B9BD5" w:themeColor="accent5"/>
+                        </w:rPr>
+                        <w:t>&amp;</w:t>
+                      </w:r>
+                      <w:r>
+                        <w:t>0b0001’1100</w:t>
+                      </w:r>
+                    </w:p>
+                    <w:p>
+                      <w:pPr>
+                        <w:jc w:val="both"/>
+                      </w:pPr>
+                      <w:r>
+                        <w:t>Ficha=000</w:t>
+                      </w:r>
+                      <w:r>
+                        <w:rPr>
+                          <w:color w:val="ED7D31" w:themeColor="accent2"/>
+                        </w:rPr>
+                        <w:t>0’10</w:t>
+                      </w:r>
+                      <w:r>
+                        <w:t>00</w:t>
+                      </w:r>
+                    </w:p>
+                    <w:p>
+                      <w:pPr>
+                        <w:jc w:val="both"/>
+                      </w:pPr>
+                      <w:r>
+                        <w:t>Ficha=</w:t>
+                      </w:r>
+                      <w:r>
+                        <w:t>000</w:t>
+                      </w:r>
+                      <w:r>
+                        <w:rPr>
+                          <w:color w:val="ED7D31" w:themeColor="accent2"/>
+                        </w:rPr>
+                        <w:t>0’10</w:t>
+                      </w:r>
+                      <w:r>
+                        <w:t>00</w:t>
+                      </w:r>
+                      <w:r>
+                        <w:t>&lt;&lt;3</w:t>
+                      </w:r>
+                    </w:p>
+                    <w:p>
+                      <w:pPr>
+                        <w:jc w:val="both"/>
+                      </w:pPr>
+                      <w:r>
+                        <w:t>Ficha=</w:t>
+                      </w:r>
+                      <w:r>
+                        <w:rPr>
+                          <w:color w:val="ED7D31" w:themeColor="accent2"/>
+                        </w:rPr>
+                        <w:t>010</w:t>
+                      </w:r>
+                      <w:r>
+                        <w:t>0’0000</w:t>
+                      </w:r>
+                    </w:p>
+                    <w:p>
+                      <w:pPr>
+                        <w:jc w:val="both"/>
+                      </w:pPr>
+                    </w:p>
+                    <w:p>
+                      <w:pPr>
+                        <w:jc w:val="both"/>
+                      </w:pPr>
+                    </w:p>
+                    <w:p/>
+                  </w:txbxContent>
+                </v:textbox>
+              </v:shape>
+            </w:pict>
+          </mc:Fallback>
+        </mc:AlternateContent>
+      </w:r>
+      <w:r>
+        <w:t>0b00001'1100 &lt;&lt; 4 == 0b1110'0000</w:t>
+      </w:r>
+    </w:p>
+    <w:p>
+      <w:pPr>
+        <w:jc w:val="both"/>
+      </w:pPr>
+      <w:r>
+        <w:t>&amp; &gt;&gt; &lt;&lt;  |</w:t>
+      </w:r>
+    </w:p>
+    <w:p>
+      <w:pPr>
+        <w:jc w:val="both"/>
+      </w:pPr>
+      <w:r>
+        <w:rPr>
+          <w:highlight w:val="yellow"/>
+        </w:rPr>
+        <w:t>011</w:t>
+      </w:r>
+      <w:r>
+        <w:rPr>
+          <w:color w:val="ED7D31" w:themeColor="accent2"/>
+        </w:rPr>
+        <w:t>010</w:t>
+      </w:r>
+      <w:r>
+        <w:rPr>
+          <w:color w:val="5B9BD5" w:themeColor="accent5"/>
+        </w:rPr>
+        <w:t xml:space="preserve">01 </w:t>
+      </w:r>
+      <w:r>
+        <w:rPr>
+          <w:color w:val="5B9BD5" w:themeColor="accent5"/>
+        </w:rPr>
+        <w:t>-</w:t>
+      </w:r>
+      <w:r>
+        <w:rPr>
+          <w:color w:val="5B9BD5" w:themeColor="accent5"/>
+        </w:rPr>
+        <w:t>0</w:t>
+      </w:r>
+      <w:r>
+        <w:rPr>
+          <w:highlight w:val="green"/>
+        </w:rPr>
+        <w:t>010</w:t>
+      </w:r>
+      <w:r>
+        <w:rPr>
+          <w:highlight w:val="magenta"/>
+        </w:rPr>
+        <w:t>010</w:t>
+      </w:r>
+      <w:r>
+        <w:rPr>
+          <w:highlight w:val="darkCyan"/>
+        </w:rPr>
+        <w:t xml:space="preserve">0 </w:t>
+      </w:r>
+      <w:r>
+        <w:rPr>
+          <w:highlight w:val="darkCyan"/>
+        </w:rPr>
+        <w:t>-</w:t>
+      </w:r>
+      <w:r>
+        <w:rPr>
+          <w:highlight w:val="darkCyan"/>
+        </w:rPr>
+        <w:t>01</w:t>
+      </w:r>
+      <w:r>
+        <w:rPr>
+          <w:highlight w:val="green"/>
+        </w:rPr>
+        <w:t>001</w:t>
+      </w:r>
+      <w:r>
+        <w:rPr>
+          <w:highlight w:val="cyan"/>
+        </w:rPr>
+        <w:t>110</w:t>
+      </w:r>
+      <w:r>
+        <w:t xml:space="preserve"> </w:t>
+      </w:r>
+      <w:r>
+        <w:t>-</w:t>
+      </w:r>
+      <w:r>
+        <w:t>001</w:t>
+      </w:r>
+    </w:p>
+    <w:p>
+      <w:pPr>
+        <w:jc w:val="both"/>
+      </w:pPr>
+      <w:r>
+        <w:t>Mascara= 0b</w:t>
+      </w:r>
+      <w:r>
+        <w:t>111</w:t>
+      </w:r>
+      <w:r>
+        <w:t>0’0000</w:t>
+      </w:r>
+    </w:p>
+    <w:p>
+      <w:pPr>
+        <w:jc w:val="both"/>
+      </w:pPr>
+      <w:proofErr w:type="spellStart"/>
+      <w:r>
+        <w:t>Desplazamiento_mascara</w:t>
+      </w:r>
+      <w:proofErr w:type="spellEnd"/>
+      <w:r>
+        <w:t>= 0</w:t>
+      </w:r>
+    </w:p>
+    <w:p>
+      <w:pPr>
+        <w:jc w:val="both"/>
+      </w:pPr>
+      <w:r>
+        <w:t>Mascara=Mascara&gt;&gt;</w:t>
+      </w:r>
+      <w:proofErr w:type="spellStart"/>
+      <w:r>
+        <w:t>Desplazamiento_mascara</w:t>
+      </w:r>
+      <w:proofErr w:type="spellEnd"/>
+    </w:p>
+    <w:p>
+      <w:pPr>
+        <w:jc w:val="both"/>
+      </w:pPr>
+    </w:p>
+    <w:p>
+      <w:pPr>
+        <w:jc w:val="both"/>
+      </w:pPr>
+      <w:r>
+        <w:t>Ficha=</w:t>
+      </w:r>
+      <w:proofErr w:type="spellStart"/>
+      <w:r>
+        <w:t>Byte&amp;Mascara</w:t>
+      </w:r>
+      <w:proofErr w:type="spellEnd"/>
+    </w:p>
+    <w:p>
+      <w:pPr>
+        <w:jc w:val="both"/>
+      </w:pPr>
+      <w:r>
+        <w:t>Ficha=Ficha&lt;&lt;</w:t>
+      </w:r>
+      <w:proofErr w:type="spellStart"/>
+      <w:r>
+        <w:t>Desplazamiento_mascara</w:t>
+      </w:r>
+      <w:proofErr w:type="spellEnd"/>
     </w:p>
     <w:p>
       <w:pPr>
@@ -1836,7 +2590,6 @@
   <w:style w:type="character" w:default="1" w:styleId="Fuentedeprrafopredeter">
     <w:name w:val="Default Paragraph Font"/>
     <w:uiPriority w:val="1"/>
-    <w:semiHidden/>
     <w:unhideWhenUsed/>
   </w:style>
   <w:style w:type="table" w:default="1" w:styleId="Tablanormal">

--- a/INFORME.docx
+++ b/INFORME.docx
@@ -1,6 +1,6 @@
 
 <file path=word/document.xml><?xml version="1.0" encoding="utf-8"?>
-<w:document xmlns:wpc="http://schemas.microsoft.com/office/word/2010/wordprocessingCanvas" xmlns:cx="http://schemas.microsoft.com/office/drawing/2014/chartex" xmlns:cx1="http://schemas.microsoft.com/office/drawing/2015/9/8/chartex" xmlns:cx2="http://schemas.microsoft.com/office/drawing/2015/10/21/chartex" xmlns:cx3="http://schemas.microsoft.com/office/drawing/2016/5/9/chartex" xmlns:cx4="http://schemas.microsoft.com/office/drawing/2016/5/10/chartex" xmlns:cx5="http://schemas.microsoft.com/office/drawing/2016/5/11/chartex" xmlns:cx6="http://schemas.microsoft.com/office/drawing/2016/5/12/chartex" xmlns:cx7="http://schemas.microsoft.com/office/drawing/2016/5/13/chartex" xmlns:cx8="http://schemas.microsoft.com/office/drawing/2016/5/14/chartex" xmlns:mc="http://schemas.openxmlformats.org/markup-compatibility/2006" xmlns:aink="http://schemas.microsoft.com/office/drawing/2016/ink" xmlns:am3d="http://schemas.microsoft.com/office/drawing/2017/model3d" xmlns:o="urn:schemas-microsoft-com:office:office" xmlns:oel="http://schemas.microsoft.com/office/2019/extlst" xmlns:r="http://schemas.openxmlformats.org/officeDocument/2006/relationships" xmlns:m="http://schemas.openxmlformats.org/officeDocument/2006/math" xmlns:v="urn:schemas-microsoft-com:vml" xmlns:wp14="http://schemas.microsoft.com/office/word/2010/wordprocessingDrawing" xmlns:wp="http://schemas.openxmlformats.org/drawingml/2006/wordprocessingDrawing" xmlns:w10="urn:schemas-microsoft-com:office:word" xmlns:w="http://schemas.openxmlformats.org/wordprocessingml/2006/main" xmlns:w14="http://schemas.microsoft.com/office/word/2010/wordml" xmlns:w15="http://schemas.microsoft.com/office/word/2012/wordml" xmlns:w16cex="http://schemas.microsoft.com/office/word/2018/wordml/cex" xmlns:w16cid="http://schemas.microsoft.com/office/word/2016/wordml/cid" xmlns:w16="http://schemas.microsoft.com/office/word/2018/wordml" xmlns:w16du="http://schemas.microsoft.com/office/word/2023/wordml/word16du" xmlns:w16sdtdh="http://schemas.microsoft.com/office/word/2020/wordml/sdtdatahash" xmlns:w16sdtfl="http://schemas.microsoft.com/office/word/2024/wordml/sdtformatlock" xmlns:w16se="http://schemas.microsoft.com/office/word/2015/wordml/symex" xmlns:wpg="http://schemas.microsoft.com/office/word/2010/wordprocessingGroup" xmlns:wpi="http://schemas.microsoft.com/office/word/2010/wordprocessingInk" xmlns:wne="http://schemas.microsoft.com/office/word/2006/wordml" xmlns:wps="http://schemas.microsoft.com/office/word/2010/wordprocessingShape" mc:Ignorable="w14 w15 w16se w16cid w16 w16cex w16sdtdh w16sdtfl w16du wp14">
+<w:document xmlns:wpc="http://schemas.microsoft.com/office/word/2010/wordprocessingCanvas" xmlns:cx="http://schemas.microsoft.com/office/drawing/2014/chartex" xmlns:cx1="http://schemas.microsoft.com/office/drawing/2015/9/8/chartex" xmlns:cx2="http://schemas.microsoft.com/office/drawing/2015/10/21/chartex" xmlns:cx3="http://schemas.microsoft.com/office/drawing/2016/5/9/chartex" xmlns:cx4="http://schemas.microsoft.com/office/drawing/2016/5/10/chartex" xmlns:cx5="http://schemas.microsoft.com/office/drawing/2016/5/11/chartex" xmlns:cx6="http://schemas.microsoft.com/office/drawing/2016/5/12/chartex" xmlns:cx7="http://schemas.microsoft.com/office/drawing/2016/5/13/chartex" xmlns:cx8="http://schemas.microsoft.com/office/drawing/2016/5/14/chartex" xmlns:mc="http://schemas.openxmlformats.org/markup-compatibility/2006" xmlns:aink="http://schemas.microsoft.com/office/drawing/2016/ink" xmlns:am3d="http://schemas.microsoft.com/office/drawing/2017/model3d" xmlns:o="urn:schemas-microsoft-com:office:office" xmlns:r="http://schemas.openxmlformats.org/officeDocument/2006/relationships" xmlns:m="http://schemas.openxmlformats.org/officeDocument/2006/math" xmlns:v="urn:schemas-microsoft-com:vml" xmlns:wp14="http://schemas.microsoft.com/office/word/2010/wordprocessingDrawing" xmlns:wp="http://schemas.openxmlformats.org/drawingml/2006/wordprocessingDrawing" xmlns:w10="urn:schemas-microsoft-com:office:word" xmlns:w="http://schemas.openxmlformats.org/wordprocessingml/2006/main" xmlns:w14="http://schemas.microsoft.com/office/word/2010/wordml" xmlns:w15="http://schemas.microsoft.com/office/word/2012/wordml" xmlns:w16cex="http://schemas.microsoft.com/office/word/2018/wordml/cex" xmlns:w16cid="http://schemas.microsoft.com/office/word/2016/wordml/cid" xmlns:w16="http://schemas.microsoft.com/office/word/2018/wordml" xmlns:w16sdtdh="http://schemas.microsoft.com/office/word/2020/wordml/sdtdatahash" xmlns:w16se="http://schemas.microsoft.com/office/word/2015/wordml/symex" xmlns:wpg="http://schemas.microsoft.com/office/word/2010/wordprocessingGroup" xmlns:wpi="http://schemas.microsoft.com/office/word/2010/wordprocessingInk" xmlns:wne="http://schemas.microsoft.com/office/word/2006/wordml" xmlns:wps="http://schemas.microsoft.com/office/word/2010/wordprocessingShape" mc:Ignorable="w14 w15 w16se w16cid w16 w16cex w16sdtdh wp14">
   <w:body>
     <w:p>
       <w:pPr>
@@ -50,26 +50,10 @@
         <w:t>Para mí el trabajo más duro que tengo antes de generar o escribir código es lograr entender bien el problema con el manejo de los bits, tanto las operaciones como y como se posicionan en el tablero de acuerdo a su tamaño.</w:t>
       </w:r>
       <w:r>
-        <w:t xml:space="preserve"> He estado analizando y la mejor forma es con un arreglo bidimensional, donde se pida al usuario el tamaño del tablero, he pensado en un </w:t>
-      </w:r>
-      <w:proofErr w:type="spellStart"/>
-      <w:r>
-        <w:t>for</w:t>
-      </w:r>
-      <w:proofErr w:type="spellEnd"/>
-      <w:r>
-        <w:t xml:space="preserve"> y condicionales para verificar las columnas y filas. Ya que la fila o columna el tamaño de cada fila es de tres bits. </w:t>
-      </w:r>
-      <w:r>
-        <w:t xml:space="preserve">El jugador como dice las instrucciones el jugador puede eliminar una ficha y de acuerdo a eso…se generan nuevas…luego se </w:t>
-      </w:r>
-      <w:proofErr w:type="spellStart"/>
-      <w:r>
-        <w:t>vrifican</w:t>
-      </w:r>
-      <w:proofErr w:type="spellEnd"/>
-      <w:r>
-        <w:t xml:space="preserve"> si hay tres o mas fichas iguales para eliminarse; ese es uno de los pasos que aun no logro implementar.</w:t>
+        <w:t xml:space="preserve"> He estado analizando y la mejor forma es con un arreglo bidimensional, donde se pida al usuario el tamaño del tablero, he pensado en un for y condicionales para verificar las columnas y filas. Ya que la fila o columna el tamaño de cada fila es de tres bits. </w:t>
+      </w:r>
+      <w:r>
+        <w:t>El jugador como dice las instrucciones el jugador puede eliminar una ficha y de acuerdo a eso…se generan nuevas…luego se vrifican si hay tres o mas fichas iguales para eliminarse; ese es uno de los pasos que aun no logro implementar.</w:t>
       </w:r>
     </w:p>
     <w:p>
@@ -148,7 +132,7 @@
               </wp:anchor>
             </w:drawing>
           </mc:Choice>
-          <mc:Fallback>
+          <mc:Fallback xmlns:w16sdtfl="http://schemas.microsoft.com/office/word/2024/wordml/sdtformatlock" xmlns:w16du="http://schemas.microsoft.com/office/word/2023/wordml/word16du" xmlns:oel="http://schemas.microsoft.com/office/2019/extlst">
             <w:pict>
               <v:oval w14:anchorId="4971124E" id="Elipse 2" o:spid="_x0000_s1026" style="position:absolute;margin-left:92.2pt;margin-top:2.05pt;width:25.3pt;height:130.75pt;z-index:251661312;visibility:visible;mso-wrap-style:square;mso-wrap-distance-left:9pt;mso-wrap-distance-top:0;mso-wrap-distance-right:9pt;mso-wrap-distance-bottom:0;mso-position-horizontal:absolute;mso-position-horizontal-relative:text;mso-position-vertical:absolute;mso-position-vertical-relative:text;v-text-anchor:middle" o:gfxdata="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" filled="f" strokecolor="#e00" strokeweight="1pt">
                 <v:stroke joinstyle="miter"/>
@@ -224,7 +208,7 @@
               </wp:anchor>
             </w:drawing>
           </mc:Choice>
-          <mc:Fallback>
+          <mc:Fallback xmlns:w16sdtfl="http://schemas.microsoft.com/office/word/2024/wordml/sdtformatlock" xmlns:w16du="http://schemas.microsoft.com/office/word/2023/wordml/word16du" xmlns:oel="http://schemas.microsoft.com/office/2019/extlst">
             <w:pict>
               <v:oval w14:anchorId="0A835FF7" id="Elipse 2" o:spid="_x0000_s1026" style="position:absolute;margin-left:92.9pt;margin-top:122.85pt;width:25.35pt;height:130.75pt;rotation:90;z-index:251659264;visibility:visible;mso-wrap-style:square;mso-wrap-distance-left:9pt;mso-wrap-distance-top:0;mso-wrap-distance-right:9pt;mso-wrap-distance-bottom:0;mso-position-horizontal:absolute;mso-position-horizontal-relative:text;mso-position-vertical:absolute;mso-position-vertical-relative:text;v-text-anchor:middle" o:gfxdata="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" filled="f" strokecolor="#e00" strokeweight="1pt">
                 <v:stroke joinstyle="miter"/>
@@ -361,19 +345,9 @@
       <w:pPr>
         <w:jc w:val="both"/>
       </w:pPr>
-      <w:proofErr w:type="spellStart"/>
-      <w:r>
-        <w:t>Indice</w:t>
-      </w:r>
-      <w:proofErr w:type="spellEnd"/>
-      <w:r>
-        <w:t>=</w:t>
-      </w:r>
-      <w:proofErr w:type="spellStart"/>
-      <w:r>
-        <w:t>Filaxcolumnas+columna</w:t>
-      </w:r>
-      <w:proofErr w:type="spellEnd"/>
+      <w:r>
+        <w:t>Indice=Filaxcolumnas+columna</w:t>
+      </w:r>
     </w:p>
     <w:p>
       <w:pPr>
@@ -391,13 +365,7 @@
             <w:rPr>
               <w:rFonts w:ascii="Cambria Math" w:hAnsi="Cambria Math"/>
             </w:rPr>
-            <m:t>I=0×3+0=</m:t>
-          </m:r>
-          <m:r>
-            <w:rPr>
-              <w:rFonts w:ascii="Cambria Math" w:hAnsi="Cambria Math"/>
-            </w:rPr>
-            <m:t>0</m:t>
+            <m:t>I=0×3+0=0</m:t>
           </m:r>
         </m:oMath>
       </m:oMathPara>
@@ -415,25 +383,7 @@
             <w:rPr>
               <w:rFonts w:ascii="Cambria Math" w:hAnsi="Cambria Math"/>
             </w:rPr>
-            <m:t>I=0×3+</m:t>
-          </m:r>
-          <m:r>
-            <w:rPr>
-              <w:rFonts w:ascii="Cambria Math" w:hAnsi="Cambria Math"/>
-            </w:rPr>
-            <m:t>1</m:t>
-          </m:r>
-          <m:r>
-            <w:rPr>
-              <w:rFonts w:ascii="Cambria Math" w:hAnsi="Cambria Math"/>
-            </w:rPr>
-            <m:t>=</m:t>
-          </m:r>
-          <m:r>
-            <w:rPr>
-              <w:rFonts w:ascii="Cambria Math" w:hAnsi="Cambria Math"/>
-            </w:rPr>
-            <m:t>1</m:t>
+            <m:t>I=0×3+1=1</m:t>
           </m:r>
         </m:oMath>
       </m:oMathPara>
@@ -454,25 +404,7 @@
             <w:rPr>
               <w:rFonts w:ascii="Cambria Math" w:hAnsi="Cambria Math"/>
             </w:rPr>
-            <m:t>I=0×3+</m:t>
-          </m:r>
-          <m:r>
-            <w:rPr>
-              <w:rFonts w:ascii="Cambria Math" w:hAnsi="Cambria Math"/>
-            </w:rPr>
-            <m:t>2</m:t>
-          </m:r>
-          <m:r>
-            <w:rPr>
-              <w:rFonts w:ascii="Cambria Math" w:hAnsi="Cambria Math"/>
-            </w:rPr>
-            <m:t>=</m:t>
-          </m:r>
-          <m:r>
-            <w:rPr>
-              <w:rFonts w:ascii="Cambria Math" w:hAnsi="Cambria Math"/>
-            </w:rPr>
-            <m:t>2</m:t>
+            <m:t>I=0×3+2=2</m:t>
           </m:r>
         </m:oMath>
       </m:oMathPara>
@@ -493,25 +425,7 @@
             <w:rPr>
               <w:rFonts w:ascii="Cambria Math" w:hAnsi="Cambria Math"/>
             </w:rPr>
-            <m:t>I=</m:t>
-          </m:r>
-          <m:r>
-            <w:rPr>
-              <w:rFonts w:ascii="Cambria Math" w:hAnsi="Cambria Math"/>
-            </w:rPr>
-            <m:t>1</m:t>
-          </m:r>
-          <m:r>
-            <w:rPr>
-              <w:rFonts w:ascii="Cambria Math" w:hAnsi="Cambria Math"/>
-            </w:rPr>
-            <m:t>×3+0=</m:t>
-          </m:r>
-          <m:r>
-            <w:rPr>
-              <w:rFonts w:ascii="Cambria Math" w:hAnsi="Cambria Math"/>
-            </w:rPr>
-            <m:t>3</m:t>
+            <m:t>I=1×3+0=3</m:t>
           </m:r>
         </m:oMath>
       </m:oMathPara>
@@ -532,37 +446,7 @@
             <w:rPr>
               <w:rFonts w:ascii="Cambria Math" w:hAnsi="Cambria Math"/>
             </w:rPr>
-            <m:t>I=</m:t>
-          </m:r>
-          <m:r>
-            <w:rPr>
-              <w:rFonts w:ascii="Cambria Math" w:hAnsi="Cambria Math"/>
-            </w:rPr>
-            <m:t>1</m:t>
-          </m:r>
-          <m:r>
-            <w:rPr>
-              <w:rFonts w:ascii="Cambria Math" w:hAnsi="Cambria Math"/>
-            </w:rPr>
-            <m:t>×3+</m:t>
-          </m:r>
-          <m:r>
-            <w:rPr>
-              <w:rFonts w:ascii="Cambria Math" w:hAnsi="Cambria Math"/>
-            </w:rPr>
-            <m:t>1</m:t>
-          </m:r>
-          <m:r>
-            <w:rPr>
-              <w:rFonts w:ascii="Cambria Math" w:hAnsi="Cambria Math"/>
-            </w:rPr>
-            <m:t>=</m:t>
-          </m:r>
-          <m:r>
-            <w:rPr>
-              <w:rFonts w:ascii="Cambria Math" w:hAnsi="Cambria Math"/>
-            </w:rPr>
-            <m:t>4</m:t>
+            <m:t>I=1×3+1=4</m:t>
           </m:r>
         </m:oMath>
       </m:oMathPara>
@@ -583,37 +467,7 @@
             <w:rPr>
               <w:rFonts w:ascii="Cambria Math" w:hAnsi="Cambria Math"/>
             </w:rPr>
-            <m:t>I=</m:t>
-          </m:r>
-          <m:r>
-            <w:rPr>
-              <w:rFonts w:ascii="Cambria Math" w:hAnsi="Cambria Math"/>
-            </w:rPr>
-            <m:t>1</m:t>
-          </m:r>
-          <m:r>
-            <w:rPr>
-              <w:rFonts w:ascii="Cambria Math" w:hAnsi="Cambria Math"/>
-            </w:rPr>
-            <m:t>×3+</m:t>
-          </m:r>
-          <m:r>
-            <w:rPr>
-              <w:rFonts w:ascii="Cambria Math" w:hAnsi="Cambria Math"/>
-            </w:rPr>
-            <m:t>2</m:t>
-          </m:r>
-          <m:r>
-            <w:rPr>
-              <w:rFonts w:ascii="Cambria Math" w:hAnsi="Cambria Math"/>
-            </w:rPr>
-            <m:t>=</m:t>
-          </m:r>
-          <m:r>
-            <w:rPr>
-              <w:rFonts w:ascii="Cambria Math" w:hAnsi="Cambria Math"/>
-            </w:rPr>
-            <m:t>5</m:t>
+            <m:t>I=1×3+2=5</m:t>
           </m:r>
         </m:oMath>
       </m:oMathPara>
@@ -643,70 +497,51 @@
         <w:rPr>
           <w:rFonts w:eastAsiaTheme="minorEastAsia"/>
         </w:rPr>
-        <w:t xml:space="preserve"> El bit de inicio es donde arranca cada ficha o donde termina los tres bits, se obtiene multiplicando el índice x 3.  El byte = bit inicial /8, hay obtengo en que byte de la tira larga va caer. El bit en el byte la posición indica la posición exacta donde va arrancar ya sea para leer o escribir, </w:t>
-      </w:r>
-      <w:proofErr w:type="gramStart"/>
-      <w:r>
+        <w:t xml:space="preserve"> El bit de inicio es donde arranca cada ficha o donde termina los tres bits, se obtiene multiplicando el índice x 3.  El byte = bit inicial /8, hay obtengo en que byte de la tira larga va caer. El bit en el byte la posición indica la posición exacta donde va arrancar ya sea para leer o escribir, el bita solo tiene 8 casillas por ende las posiciones de 0 al 7.</w:t>
+      </w:r>
+    </w:p>
+    <w:p>
+      <w:pPr>
+        <w:jc w:val="both"/>
         <w:rPr>
           <w:rFonts w:eastAsiaTheme="minorEastAsia"/>
         </w:rPr>
-        <w:t>el bita</w:t>
-      </w:r>
-      <w:proofErr w:type="gramEnd"/>
-      <w:r>
+      </w:pPr>
+    </w:p>
+    <w:p>
+      <w:pPr>
+        <w:jc w:val="both"/>
+      </w:pPr>
+    </w:p>
+    <w:p>
+      <w:pPr>
+        <w:jc w:val="both"/>
+      </w:pPr>
+    </w:p>
+    <w:p>
+      <w:pPr>
+        <w:jc w:val="both"/>
         <w:rPr>
           <w:rFonts w:eastAsiaTheme="minorEastAsia"/>
         </w:rPr>
-        <w:t xml:space="preserve"> solo tiene 8 casillas por ende las posiciones de 0 al 7.</w:t>
-      </w:r>
-    </w:p>
-    <w:p>
-      <w:pPr>
-        <w:jc w:val="both"/>
-        <w:rPr>
-          <w:rFonts w:eastAsiaTheme="minorEastAsia"/>
-        </w:rPr>
-      </w:pPr>
-    </w:p>
-    <w:p>
-      <w:pPr>
-        <w:jc w:val="both"/>
-      </w:pPr>
-    </w:p>
-    <w:p>
-      <w:pPr>
-        <w:jc w:val="both"/>
-      </w:pPr>
-    </w:p>
-    <w:p>
-      <w:pPr>
-        <w:jc w:val="both"/>
-        <w:rPr>
-          <w:rFonts w:eastAsiaTheme="minorEastAsia"/>
-        </w:rPr>
-      </w:pPr>
-    </w:p>
-    <w:p>
-      <w:pPr>
-        <w:jc w:val="both"/>
-      </w:pPr>
-    </w:p>
-    <w:p>
-      <w:pPr>
-        <w:jc w:val="both"/>
-      </w:pPr>
-    </w:p>
-    <w:p>
-      <w:pPr>
-        <w:jc w:val="both"/>
-      </w:pPr>
-      <w:proofErr w:type="spellStart"/>
-      <w:r>
-        <w:t>Bit_inicio</w:t>
-      </w:r>
-      <w:proofErr w:type="spellEnd"/>
-      <w:r>
-        <w:t>/8=</w:t>
+      </w:pPr>
+    </w:p>
+    <w:p>
+      <w:pPr>
+        <w:jc w:val="both"/>
+      </w:pPr>
+    </w:p>
+    <w:p>
+      <w:pPr>
+        <w:jc w:val="both"/>
+      </w:pPr>
+    </w:p>
+    <w:p>
+      <w:pPr>
+        <w:jc w:val="both"/>
+      </w:pPr>
+      <w:r>
+        <w:t>Bit_inicio/8=</w:t>
       </w:r>
     </w:p>
     <w:p>
@@ -802,7 +637,6 @@
                 <w:szCs w:val="28"/>
               </w:rPr>
             </w:pPr>
-            <w:proofErr w:type="spellStart"/>
             <w:r>
               <w:rPr>
                 <w:b/>
@@ -812,7 +646,6 @@
               </w:rPr>
               <w:t>Indice</w:t>
             </w:r>
-            <w:proofErr w:type="spellEnd"/>
           </w:p>
         </w:tc>
         <w:tc>
@@ -829,7 +662,6 @@
                 <w:szCs w:val="28"/>
               </w:rPr>
             </w:pPr>
-            <w:proofErr w:type="spellStart"/>
             <w:r>
               <w:rPr>
                 <w:b/>
@@ -839,7 +671,6 @@
               </w:rPr>
               <w:t>Bit_inicial</w:t>
             </w:r>
-            <w:proofErr w:type="spellEnd"/>
           </w:p>
         </w:tc>
         <w:tc>
@@ -1329,15 +1160,7 @@
               <w:jc w:val="both"/>
             </w:pPr>
             <w:r>
-              <w:t xml:space="preserve">1 </w:t>
-            </w:r>
-            <w:proofErr w:type="gramStart"/>
-            <w:r>
-              <w:t>Bits</w:t>
-            </w:r>
-            <w:proofErr w:type="gramEnd"/>
-            <w:r>
-              <w:t xml:space="preserve"> en byte 1, 2 en byte 2</w:t>
+              <w:t>1 Bits en byte 1, 2 en byte 2</w:t>
             </w:r>
           </w:p>
         </w:tc>
@@ -1370,26 +1193,16 @@
         <w:t xml:space="preserve"> </w:t>
       </w:r>
       <w:r>
-        <w:t xml:space="preserve">&gt;&gt; </w:t>
-      </w:r>
-      <w:proofErr w:type="spellStart"/>
-      <w:r>
-        <w:t>bit_en_parte_byte</w:t>
-      </w:r>
-      <w:proofErr w:type="spellEnd"/>
-    </w:p>
-    <w:p>
-      <w:pPr>
-        <w:jc w:val="both"/>
-      </w:pPr>
-      <w:r>
-        <w:t xml:space="preserve">0b0111'0000 &lt;&lt; </w:t>
-      </w:r>
-      <w:proofErr w:type="spellStart"/>
-      <w:r>
-        <w:t>bit_en_parte_byte</w:t>
-      </w:r>
-      <w:proofErr w:type="spellEnd"/>
+        <w:t>&gt;&gt; bit_en_parte_byte</w:t>
+      </w:r>
+    </w:p>
+    <w:p>
+      <w:pPr>
+        <w:jc w:val="both"/>
+      </w:pPr>
+      <w:r>
+        <w:t>0b0111'0000 &lt;&lt; bit_en_parte_byte</w:t>
+      </w:r>
     </w:p>
     <w:p>
       <w:pPr>
@@ -1442,16 +1255,8 @@
                             <w:pPr>
                               <w:jc w:val="both"/>
                             </w:pPr>
-                            <w:proofErr w:type="spellStart"/>
                             <w:r>
-                              <w:t>Desplazamiento_mascara</w:t>
-                            </w:r>
-                            <w:proofErr w:type="spellEnd"/>
-                            <w:r>
-                              <w:t xml:space="preserve">= </w:t>
-                            </w:r>
-                            <w:r>
-                              <w:t>3</w:t>
+                              <w:t>Desplazamiento_mascara= 3</w:t>
                             </w:r>
                           </w:p>
                           <w:p>
@@ -1466,19 +1271,8 @@
                             <w:pPr>
                               <w:jc w:val="both"/>
                             </w:pPr>
-                            <w:proofErr w:type="spellStart"/>
                             <w:r>
-                              <w:t>Marcara</w:t>
-                            </w:r>
-                            <w:proofErr w:type="spellEnd"/>
-                            <w:r>
-                              <w:t>=</w:t>
-                            </w:r>
-                            <w:r>
-                              <w:t xml:space="preserve"> 0b1110’0000</w:t>
-                            </w:r>
-                            <w:r>
-                              <w:t>&gt;&gt;3</w:t>
+                              <w:t>Marcara= 0b1110’0000&gt;&gt;3</w:t>
                             </w:r>
                           </w:p>
                           <w:p>
@@ -1558,10 +1352,7 @@
                               <w:jc w:val="both"/>
                             </w:pPr>
                             <w:r>
-                              <w:t>Ficha=</w:t>
-                            </w:r>
-                            <w:r>
-                              <w:t>000</w:t>
+                              <w:t>Ficha=000</w:t>
                             </w:r>
                             <w:r>
                               <w:rPr>
@@ -1570,10 +1361,7 @@
                               <w:t>0’10</w:t>
                             </w:r>
                             <w:r>
-                              <w:t>00</w:t>
-                            </w:r>
-                            <w:r>
-                              <w:t>&lt;&lt;3</w:t>
+                              <w:t>00&lt;&lt;3</w:t>
                             </w:r>
                           </w:p>
                           <w:p>
@@ -1627,23 +1415,15 @@
                 <v:stroke joinstyle="miter"/>
                 <v:path gradientshapeok="t" o:connecttype="rect"/>
               </v:shapetype>
-              <v:shape id="Cuadro de texto 3" o:spid="_x0000_s1026" type="#_x0000_t202" style="position:absolute;left:0;text-align:left;margin-left:291.65pt;margin-top:5.15pt;width:199.3pt;height:202.2pt;z-index:251662336;visibility:visible;mso-wrap-style:square;mso-height-percent:0;mso-wrap-distance-left:9pt;mso-wrap-distance-top:0;mso-wrap-distance-right:9pt;mso-wrap-distance-bottom:0;mso-position-horizontal:absolute;mso-position-horizontal-relative:text;mso-position-vertical:absolute;mso-position-vertical-relative:text;mso-height-percent:0;mso-height-relative:margin;v-text-anchor:top" o:gfxdata="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" fillcolor="white [3201]" strokeweight=".5pt">
+              <v:shape id="Cuadro de texto 3" o:spid="_x0000_s1026" type="#_x0000_t202" style="position:absolute;left:0;text-align:left;margin-left:291.65pt;margin-top:5.15pt;width:199.3pt;height:202.2pt;z-index:251662336;visibility:visible;mso-wrap-style:square;mso-height-percent:0;mso-wrap-distance-left:9pt;mso-wrap-distance-top:0;mso-wrap-distance-right:9pt;mso-wrap-distance-bottom:0;mso-position-horizontal:absolute;mso-position-horizontal-relative:text;mso-position-vertical:absolute;mso-position-vertical-relative:text;mso-height-percent:0;mso-height-relative:margin;v-text-anchor:top" o:gfxdata="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" fillcolor="white [3201]" strokeweight=".5pt">
                 <v:textbox>
                   <w:txbxContent>
                     <w:p>
                       <w:pPr>
                         <w:jc w:val="both"/>
                       </w:pPr>
-                      <w:proofErr w:type="spellStart"/>
                       <w:r>
-                        <w:t>Desplazamiento_mascara</w:t>
-                      </w:r>
-                      <w:proofErr w:type="spellEnd"/>
-                      <w:r>
-                        <w:t xml:space="preserve">= </w:t>
-                      </w:r>
-                      <w:r>
-                        <w:t>3</w:t>
+                        <w:t>Desplazamiento_mascara= 3</w:t>
                       </w:r>
                     </w:p>
                     <w:p>
@@ -1658,19 +1438,8 @@
                       <w:pPr>
                         <w:jc w:val="both"/>
                       </w:pPr>
-                      <w:proofErr w:type="spellStart"/>
                       <w:r>
-                        <w:t>Marcara</w:t>
-                      </w:r>
-                      <w:proofErr w:type="spellEnd"/>
-                      <w:r>
-                        <w:t>=</w:t>
-                      </w:r>
-                      <w:r>
-                        <w:t xml:space="preserve"> 0b1110’0000</w:t>
-                      </w:r>
-                      <w:r>
-                        <w:t>&gt;&gt;3</w:t>
+                        <w:t>Marcara= 0b1110’0000&gt;&gt;3</w:t>
                       </w:r>
                     </w:p>
                     <w:p>
@@ -1750,10 +1519,7 @@
                         <w:jc w:val="both"/>
                       </w:pPr>
                       <w:r>
-                        <w:t>Ficha=</w:t>
-                      </w:r>
-                      <w:r>
-                        <w:t>000</w:t>
+                        <w:t>Ficha=000</w:t>
                       </w:r>
                       <w:r>
                         <w:rPr>
@@ -1762,10 +1528,7 @@
                         <w:t>0’10</w:t>
                       </w:r>
                       <w:r>
-                        <w:t>00</w:t>
-                      </w:r>
-                      <w:r>
-                        <w:t>&lt;&lt;3</w:t>
+                        <w:t>00&lt;&lt;3</w:t>
                       </w:r>
                     </w:p>
                     <w:p>
@@ -1892,85 +1655,248 @@
         <w:t>110</w:t>
       </w:r>
       <w:r>
-        <w:t xml:space="preserve"> </w:t>
-      </w:r>
-      <w:r>
-        <w:t>-</w:t>
-      </w:r>
-      <w:r>
-        <w:t>001</w:t>
-      </w:r>
-    </w:p>
-    <w:p>
-      <w:pPr>
-        <w:jc w:val="both"/>
-      </w:pPr>
-      <w:r>
-        <w:t>Mascara= 0b</w:t>
-      </w:r>
-      <w:r>
-        <w:t>111</w:t>
-      </w:r>
-      <w:r>
-        <w:t>0’0000</w:t>
-      </w:r>
-    </w:p>
-    <w:p>
-      <w:pPr>
-        <w:jc w:val="both"/>
-      </w:pPr>
-      <w:proofErr w:type="spellStart"/>
-      <w:r>
-        <w:t>Desplazamiento_mascara</w:t>
-      </w:r>
-      <w:proofErr w:type="spellEnd"/>
-      <w:r>
-        <w:t>= 0</w:t>
-      </w:r>
-    </w:p>
-    <w:p>
-      <w:pPr>
-        <w:jc w:val="both"/>
-      </w:pPr>
-      <w:r>
-        <w:t>Mascara=Mascara&gt;&gt;</w:t>
-      </w:r>
-      <w:proofErr w:type="spellStart"/>
-      <w:r>
-        <w:t>Desplazamiento_mascara</w:t>
-      </w:r>
-      <w:proofErr w:type="spellEnd"/>
-    </w:p>
-    <w:p>
-      <w:pPr>
-        <w:jc w:val="both"/>
-      </w:pPr>
-    </w:p>
-    <w:p>
-      <w:pPr>
-        <w:jc w:val="both"/>
-      </w:pPr>
-      <w:r>
-        <w:t>Ficha=</w:t>
-      </w:r>
-      <w:proofErr w:type="spellStart"/>
-      <w:r>
-        <w:t>Byte&amp;Mascara</w:t>
-      </w:r>
-      <w:proofErr w:type="spellEnd"/>
-    </w:p>
-    <w:p>
-      <w:pPr>
-        <w:jc w:val="both"/>
-      </w:pPr>
-      <w:r>
-        <w:t>Ficha=Ficha&lt;&lt;</w:t>
-      </w:r>
-      <w:proofErr w:type="spellStart"/>
-      <w:r>
-        <w:t>Desplazamiento_mascara</w:t>
-      </w:r>
-      <w:proofErr w:type="spellEnd"/>
+        <w:t xml:space="preserve"> -001</w:t>
+      </w:r>
+    </w:p>
+    <w:p>
+      <w:pPr>
+        <w:jc w:val="both"/>
+      </w:pPr>
+      <w:r>
+        <w:t>Mascara= 0b1110’0000</w:t>
+      </w:r>
+    </w:p>
+    <w:p>
+      <w:pPr>
+        <w:jc w:val="both"/>
+      </w:pPr>
+      <w:r>
+        <w:t>Desplazamiento_mascara= 0</w:t>
+      </w:r>
+    </w:p>
+    <w:p>
+      <w:pPr>
+        <w:jc w:val="both"/>
+      </w:pPr>
+      <w:r>
+        <w:t>Mascara=Mascara&gt;&gt;Desplazamiento_mascara</w:t>
+      </w:r>
+    </w:p>
+    <w:p>
+      <w:pPr>
+        <w:jc w:val="both"/>
+      </w:pPr>
+    </w:p>
+    <w:p>
+      <w:pPr>
+        <w:jc w:val="both"/>
+      </w:pPr>
+      <w:r>
+        <w:t>Ficha=Byte&amp;Mascara</w:t>
+      </w:r>
+    </w:p>
+    <w:p>
+      <w:pPr>
+        <w:jc w:val="both"/>
+      </w:pPr>
+      <w:r>
+        <w:t>Ficha=Ficha&lt;&lt;Desplazamiento_mascara</w:t>
+      </w:r>
+    </w:p>
+    <w:p>
+      <w:r>
+        <w:t>Reparto de bits en byte:</w:t>
+      </w:r>
+      <w:r>
+        <w:br/>
+        <w:t>P</w:t>
+      </w:r>
+      <w:r>
+        <w:t xml:space="preserve">osición: (fila 2, columna 2) </w:t>
+      </w:r>
+    </w:p>
+    <w:p>
+      <w:pPr>
+        <w:jc w:val="both"/>
+      </w:pPr>
+      <w:r>
+        <w:t>indice = 2*4+2 = 10</w:t>
+      </w:r>
+    </w:p>
+    <w:p>
+      <w:pPr>
+        <w:jc w:val="both"/>
+      </w:pPr>
+      <w:r>
+        <w:t xml:space="preserve"> bit_inicio = 10*3 = 30 </w:t>
+      </w:r>
+    </w:p>
+    <w:p>
+      <w:pPr>
+        <w:jc w:val="both"/>
+      </w:pPr>
+      <w:r>
+        <w:t xml:space="preserve">byte = 30/8 = 3, </w:t>
+      </w:r>
+    </w:p>
+    <w:p>
+      <w:pPr>
+        <w:jc w:val="both"/>
+      </w:pPr>
+      <w:r>
+        <w:t>bit_en_byte = 30%8 = 6</w:t>
+      </w:r>
+    </w:p>
+    <w:p>
+      <w:pPr>
+        <w:jc w:val="both"/>
+      </w:pPr>
+      <w:r>
+        <w:t xml:space="preserve"> Chequeo: 6+3=9 &gt; 8 → SE REPARTE </w:t>
+      </w:r>
+    </w:p>
+    <w:p>
+      <w:pPr>
+        <w:jc w:val="both"/>
+      </w:pPr>
+      <w:r>
+        <w:t>8-6= 2 -&gt; entonces 2 al byte actual que es el 3</w:t>
+      </w:r>
+      <w:r>
+        <w:t xml:space="preserve"> y 1 al 4</w:t>
+      </w:r>
+    </w:p>
+    <w:p>
+      <w:pPr>
+        <w:jc w:val="both"/>
+      </w:pPr>
+      <w:r>
+        <w:lastRenderedPageBreak/>
+        <w:t xml:space="preserve">En cuanto a las mascaras hare un ejemplo: </w:t>
+      </w:r>
+    </w:p>
+    <w:p>
+      <w:pPr>
+        <w:jc w:val="both"/>
+      </w:pPr>
+      <w:r>
+        <w:t xml:space="preserve">Byte:        </w:t>
+      </w:r>
+      <w:r>
+        <w:t>0 1 1 0 1 0 0 1</w:t>
+      </w:r>
+    </w:p>
+    <w:p>
+      <w:pPr>
+        <w:jc w:val="both"/>
+      </w:pPr>
+      <w:r>
+        <w:t>Máscara: 0 0 0 1 1 1 0 0</w:t>
+      </w:r>
+    </w:p>
+    <w:p>
+      <w:pPr>
+        <w:jc w:val="both"/>
+      </w:pPr>
+      <w:r>
+        <w:rPr>
+          <w:noProof/>
+        </w:rPr>
+        <mc:AlternateContent>
+          <mc:Choice Requires="wpi">
+            <w:drawing>
+              <wp:anchor distT="0" distB="0" distL="114300" distR="114300" simplePos="0" relativeHeight="251664384" behindDoc="0" locked="0" layoutInCell="1" allowOverlap="1" wp14:anchorId="3DB3A964" wp14:editId="34698FB3">
+                <wp:simplePos x="0" y="0"/>
+                <wp:positionH relativeFrom="column">
+                  <wp:posOffset>760192</wp:posOffset>
+                </wp:positionH>
+                <wp:positionV relativeFrom="paragraph">
+                  <wp:posOffset>-35702</wp:posOffset>
+                </wp:positionV>
+                <wp:extent cx="362520" cy="203400"/>
+                <wp:effectExtent l="57150" t="57150" r="38100" b="44450"/>
+                <wp:wrapNone/>
+                <wp:docPr id="5" name="Entrada de lápiz 5"/>
+                <wp:cNvGraphicFramePr/>
+                <a:graphic xmlns:a="http://schemas.openxmlformats.org/drawingml/2006/main">
+                  <a:graphicData uri="http://schemas.microsoft.com/office/word/2010/wordprocessingInk">
+                    <w14:contentPart bwMode="auto" r:id="rId7">
+                      <w14:nvContentPartPr>
+                        <w14:cNvContentPartPr/>
+                      </w14:nvContentPartPr>
+                      <w14:xfrm>
+                        <a:off x="0" y="0"/>
+                        <a:ext cx="362520" cy="203400"/>
+                      </w14:xfrm>
+                    </w14:contentPart>
+                  </a:graphicData>
+                </a:graphic>
+              </wp:anchor>
+            </w:drawing>
+          </mc:Choice>
+          <mc:Fallback>
+            <w:pict>
+              <v:shapetype w14:anchorId="558BA70E" id="_x0000_t75" coordsize="21600,21600" o:spt="75" o:preferrelative="t" path="m@4@5l@4@11@9@11@9@5xe" filled="f" stroked="f">
+                <v:stroke joinstyle="miter"/>
+                <v:formulas>
+                  <v:f eqn="if lineDrawn pixelLineWidth 0"/>
+                  <v:f eqn="sum @0 1 0"/>
+                  <v:f eqn="sum 0 0 @1"/>
+                  <v:f eqn="prod @2 1 2"/>
+                  <v:f eqn="prod @3 21600 pixelWidth"/>
+                  <v:f eqn="prod @3 21600 pixelHeight"/>
+                  <v:f eqn="sum @0 0 1"/>
+                  <v:f eqn="prod @6 1 2"/>
+                  <v:f eqn="prod @7 21600 pixelWidth"/>
+                  <v:f eqn="sum @8 21600 0"/>
+                  <v:f eqn="prod @7 21600 pixelHeight"/>
+                  <v:f eqn="sum @10 21600 0"/>
+                </v:formulas>
+                <v:path o:extrusionok="f" gradientshapeok="t" o:connecttype="rect"/>
+                <o:lock v:ext="edit" aspectratio="t"/>
+              </v:shapetype>
+              <v:shape id="Entrada de lápiz 5" o:spid="_x0000_s1026" type="#_x0000_t75" style="position:absolute;margin-left:59.15pt;margin-top:-3.5pt;width:30pt;height:17.4pt;z-index:251664384;visibility:visible;mso-wrap-style:square;mso-wrap-distance-left:9pt;mso-wrap-distance-top:0;mso-wrap-distance-right:9pt;mso-wrap-distance-bottom:0;mso-position-horizontal:absolute;mso-position-horizontal-relative:text;mso-position-vertical:absolute;mso-position-vertical-relative:text" o:gfxdata="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">
+                <v:imagedata r:id="rId8" o:title=""/>
+              </v:shape>
+            </w:pict>
+          </mc:Fallback>
+        </mc:AlternateContent>
+      </w:r>
+      <w:r>
+        <w:t xml:space="preserve">                  </w:t>
+      </w:r>
+      <w:r>
+        <w:t>0 1 1 0 1 0 0 1</w:t>
+      </w:r>
+    </w:p>
+    <w:p>
+      <w:pPr>
+        <w:jc w:val="both"/>
+      </w:pPr>
+    </w:p>
+    <w:p>
+      <w:pPr>
+        <w:jc w:val="both"/>
+      </w:pPr>
+      <w:r>
+        <w:t>En este Byte p</w:t>
+      </w:r>
+      <w:r>
+        <w:t>ongo la máscara justo debajo, con 1 solo en las 3 posiciones que me interesan. Al combinarlos con AND, todo lo que tiene 0 en la máscara se borra, y solo sobreviven mis 3 bits: 1, 0, 1 — que es el número 5</w:t>
+      </w:r>
+      <w:r>
+        <w:t>. Tod eso de acuerdo a los cálculos anteriores.</w:t>
+      </w:r>
+    </w:p>
+    <w:p>
+      <w:pPr>
+        <w:jc w:val="both"/>
+      </w:pPr>
+    </w:p>
+    <w:p>
+      <w:r>
+        <w:br w:type="page"/>
+      </w:r>
     </w:p>
     <w:p>
       <w:pPr>
@@ -1988,7 +1914,7 @@
 </file>
 
 <file path=word/styles.xml><?xml version="1.0" encoding="utf-8"?>
-<w:styles xmlns:mc="http://schemas.openxmlformats.org/markup-compatibility/2006" xmlns:r="http://schemas.openxmlformats.org/officeDocument/2006/relationships" xmlns:w="http://schemas.openxmlformats.org/wordprocessingml/2006/main" xmlns:w14="http://schemas.microsoft.com/office/word/2010/wordml" xmlns:w15="http://schemas.microsoft.com/office/word/2012/wordml" xmlns:w16cex="http://schemas.microsoft.com/office/word/2018/wordml/cex" xmlns:w16cid="http://schemas.microsoft.com/office/word/2016/wordml/cid" xmlns:w16="http://schemas.microsoft.com/office/word/2018/wordml" xmlns:w16du="http://schemas.microsoft.com/office/word/2023/wordml/word16du" xmlns:w16sdtdh="http://schemas.microsoft.com/office/word/2020/wordml/sdtdatahash" xmlns:w16sdtfl="http://schemas.microsoft.com/office/word/2024/wordml/sdtformatlock" xmlns:w16se="http://schemas.microsoft.com/office/word/2015/wordml/symex" mc:Ignorable="w14 w15 w16se w16cid w16 w16cex w16sdtdh w16sdtfl w16du">
+<w:styles xmlns:mc="http://schemas.openxmlformats.org/markup-compatibility/2006" xmlns:r="http://schemas.openxmlformats.org/officeDocument/2006/relationships" xmlns:w="http://schemas.openxmlformats.org/wordprocessingml/2006/main" xmlns:w14="http://schemas.microsoft.com/office/word/2010/wordml" xmlns:w15="http://schemas.microsoft.com/office/word/2012/wordml" xmlns:w16cex="http://schemas.microsoft.com/office/word/2018/wordml/cex" xmlns:w16cid="http://schemas.microsoft.com/office/word/2016/wordml/cid" xmlns:w16="http://schemas.microsoft.com/office/word/2018/wordml" xmlns:w16sdtdh="http://schemas.microsoft.com/office/word/2020/wordml/sdtdatahash" xmlns:w16se="http://schemas.microsoft.com/office/word/2015/wordml/symex" mc:Ignorable="w14 w15 w16se w16cid w16 w16cex w16sdtdh">
   <w:docDefaults>
     <w:rPrDefault>
       <w:rPr>
@@ -2590,6 +2516,7 @@
   <w:style w:type="character" w:default="1" w:styleId="Fuentedeprrafopredeter">
     <w:name w:val="Default Paragraph Font"/>
     <w:uiPriority w:val="1"/>
+    <w:semiHidden/>
     <w:unhideWhenUsed/>
   </w:style>
   <w:style w:type="table" w:default="1" w:styleId="Tablanormal">
@@ -2933,6 +2860,34 @@
     </w:rPr>
   </w:style>
 </w:styles>
+</file>
+
+<file path=word/ink/ink1.xml><?xml version="1.0" encoding="utf-8"?>
+<inkml:ink xmlns:inkml="http://www.w3.org/2003/InkML">
+  <inkml:definitions>
+    <inkml:context xml:id="ctx0">
+      <inkml:inkSource xml:id="inkSrc0">
+        <inkml:traceFormat>
+          <inkml:channel name="X" type="integer" min="-2.14748E9" max="2.14748E9" units="cm"/>
+          <inkml:channel name="Y" type="integer" min="-2.14748E9" max="2.14748E9" units="cm"/>
+          <inkml:channel name="F" type="integer" max="32767" units="dev"/>
+        </inkml:traceFormat>
+        <inkml:channelProperties>
+          <inkml:channelProperty channel="X" name="resolution" value="1000" units="1/cm"/>
+          <inkml:channelProperty channel="Y" name="resolution" value="1000" units="1/cm"/>
+          <inkml:channelProperty channel="F" name="resolution" value="0" units="1/dev"/>
+        </inkml:channelProperties>
+      </inkml:inkSource>
+      <inkml:timestamp xml:id="ts0" timeString="2026-09-21T04:16:59.092"/>
+    </inkml:context>
+    <inkml:brush xml:id="br0">
+      <inkml:brushProperty name="width" value="0.05" units="cm"/>
+      <inkml:brushProperty name="height" value="0.05" units="cm"/>
+      <inkml:brushProperty name="color" value="#E71224"/>
+    </inkml:brush>
+  </inkml:definitions>
+  <inkml:trace contextRef="#ctx0" brushRef="#br0">454 14 24575,'-1'-1'0,"1"0"0,-1 1 0,1-1 0,-1 0 0,1 1 0,-1-1 0,1 0 0,-1 1 0,0-1 0,1 1 0,-1-1 0,0 1 0,1-1 0,-1 1 0,0-1 0,0 1 0,1 0 0,-1-1 0,0 1 0,0 0 0,0 0 0,1 0 0,-1 0 0,0 0 0,0-1 0,0 2 0,-1-1 0,-29-2 0,27 2 0,-21-1 0,-1 1 0,1 2 0,-1 0 0,1 1 0,0 2 0,-25 8 0,36-8 0,1 1 0,0 0 0,0 1 0,0 1 0,1 0 0,0 0 0,0 2 0,1-1 0,1 1 0,0 1 0,0 0 0,1 0 0,0 1 0,-11 20 0,17-25 0,1 0 0,-1 0 0,1 0 0,1 1 0,-1-1 0,2 1 0,-1 9 0,3 60 0,0-25 0,-2-31 0,1 0 0,1 0 0,1 0 0,0 0 0,9 25 0,-11-44 0,0 0 0,0-1 0,0 1 0,0 0 0,0-1 0,0 1 0,1-1 0,-1 0 0,1 1 0,-1-1 0,1 0 0,-1 0 0,1 0 0,0 0 0,-1 0 0,1 0 0,0-1 0,0 1 0,0 0 0,0-1 0,0 0 0,-1 1 0,1-1 0,4 0 0,7 1 0,1-1 0,21-3 0,-10 2 0,42 0 0,87 11 0,-89-5 0,103-5 0,-66-2 0,-80 2 0,-12 1 0,0-1 0,0 0 0,0 0 0,0-1 0,-1-1 0,1 0 0,0 0 0,-1 0 0,1-1 0,12-6 0,5-5 0,-12 7 0,0-1 0,-1 0 0,1-1 0,13-13 0,-24 19 0,-1 0 0,1-1 0,-1 1 0,0-1 0,0 0 0,-1 0 0,1 0 0,-1 0 0,0 0 0,0-1 0,0 1 0,0-1 0,-1 0 0,0 1 0,0-1 0,0 0 0,-1 0 0,1 1 0,-1-6 0,0-3 0,0 1 0,-1-1 0,0 0 0,-1 1 0,0-1 0,-1 1 0,-1 0 0,0 0 0,0 0 0,-8-14 0,7 18 0,-1 0 0,1 0 0,-1 0 0,-1 1 0,1 0 0,-1 0 0,0 1 0,-1 0 0,-15-10 0,0 4 0,0 1 0,-36-11 0,51 19 0,-80-34-64,56 22 148,-54-16 0,75 27-247,-1 2 0,0 0-1,1 0 1,-1 1 0,0 0 0,0 1-1,0 0 1,-20 4 0,18-1-6663</inkml:trace>
+</inkml:ink>
 </file>
 
 <file path=word/theme/theme1.xml><?xml version="1.0" encoding="utf-8"?>
